--- a/Template.docx
+++ b/Template.docx
@@ -1,6 +1,6 @@
 
 <file path=word/document.xml><?xml version="1.0" encoding="utf-8"?>
-<w:document xmlns:wpc="http://schemas.microsoft.com/office/word/2010/wordprocessingCanvas" xmlns:cx="http://schemas.microsoft.com/office/drawing/2014/chartex" xmlns:cx1="http://schemas.microsoft.com/office/drawing/2015/9/8/chartex" xmlns:cx2="http://schemas.microsoft.com/office/drawing/2015/10/21/chartex" xmlns:cx3="http://schemas.microsoft.com/office/drawing/2016/5/9/chartex" xmlns:cx4="http://schemas.microsoft.com/office/drawing/2016/5/10/chartex" xmlns:cx5="http://schemas.microsoft.com/office/drawing/2016/5/11/chartex" xmlns:cx6="http://schemas.microsoft.com/office/drawing/2016/5/12/chartex" xmlns:cx7="http://schemas.microsoft.com/office/drawing/2016/5/13/chartex" xmlns:cx8="http://schemas.microsoft.com/office/drawing/2016/5/14/chartex" xmlns:mc="http://schemas.openxmlformats.org/markup-compatibility/2006" xmlns:aink="http://schemas.microsoft.com/office/drawing/2016/ink" xmlns:am3d="http://schemas.microsoft.com/office/drawing/2017/model3d" xmlns:o="urn:schemas-microsoft-com:office:office" xmlns:r="http://schemas.openxmlformats.org/officeDocument/2006/relationships" xmlns:m="http://schemas.openxmlformats.org/officeDocument/2006/math" xmlns:v="urn:schemas-microsoft-com:vml" xmlns:wp14="http://schemas.microsoft.com/office/word/2010/wordprocessingDrawing" xmlns:wp="http://schemas.openxmlformats.org/drawingml/2006/wordprocessingDrawing" xmlns:w10="urn:schemas-microsoft-com:office:word" xmlns:w="http://schemas.openxmlformats.org/wordprocessingml/2006/main" xmlns:w14="http://schemas.microsoft.com/office/word/2010/wordml" xmlns:w15="http://schemas.microsoft.com/office/word/2012/wordml" xmlns:w16cex="http://schemas.microsoft.com/office/word/2018/wordml/cex" xmlns:w16cid="http://schemas.microsoft.com/office/word/2016/wordml/cid" xmlns:w16="http://schemas.microsoft.com/office/word/2018/wordml" xmlns:w16sdtdh="http://schemas.microsoft.com/office/word/2020/wordml/sdtdatahash" xmlns:w16se="http://schemas.microsoft.com/office/word/2015/wordml/symex" xmlns:wpg="http://schemas.microsoft.com/office/word/2010/wordprocessingGroup" xmlns:wpi="http://schemas.microsoft.com/office/word/2010/wordprocessingInk" xmlns:wne="http://schemas.microsoft.com/office/word/2006/wordml" xmlns:wps="http://schemas.microsoft.com/office/word/2010/wordprocessingShape" mc:Ignorable="w14 w15 w16se w16cid w16 w16cex w16sdtdh wp14">
+<w:document xmlns:wpc="http://schemas.microsoft.com/office/word/2010/wordprocessingCanvas" xmlns:cx="http://schemas.microsoft.com/office/drawing/2014/chartex" xmlns:cx1="http://schemas.microsoft.com/office/drawing/2015/9/8/chartex" xmlns:cx2="http://schemas.microsoft.com/office/drawing/2015/10/21/chartex" xmlns:cx3="http://schemas.microsoft.com/office/drawing/2016/5/9/chartex" xmlns:cx4="http://schemas.microsoft.com/office/drawing/2016/5/10/chartex" xmlns:cx5="http://schemas.microsoft.com/office/drawing/2016/5/11/chartex" xmlns:cx6="http://schemas.microsoft.com/office/drawing/2016/5/12/chartex" xmlns:cx7="http://schemas.microsoft.com/office/drawing/2016/5/13/chartex" xmlns:cx8="http://schemas.microsoft.com/office/drawing/2016/5/14/chartex" xmlns:mc="http://schemas.openxmlformats.org/markup-compatibility/2006" xmlns:aink="http://schemas.microsoft.com/office/drawing/2016/ink" xmlns:am3d="http://schemas.microsoft.com/office/drawing/2017/model3d" xmlns:o="urn:schemas-microsoft-com:office:office" xmlns:oel="http://schemas.microsoft.com/office/2019/extlst" xmlns:r="http://schemas.openxmlformats.org/officeDocument/2006/relationships" xmlns:m="http://schemas.openxmlformats.org/officeDocument/2006/math" xmlns:v="urn:schemas-microsoft-com:vml" xmlns:wp14="http://schemas.microsoft.com/office/word/2010/wordprocessingDrawing" xmlns:wp="http://schemas.openxmlformats.org/drawingml/2006/wordprocessingDrawing" xmlns:w10="urn:schemas-microsoft-com:office:word" xmlns:w="http://schemas.openxmlformats.org/wordprocessingml/2006/main" xmlns:w14="http://schemas.microsoft.com/office/word/2010/wordml" xmlns:w15="http://schemas.microsoft.com/office/word/2012/wordml" xmlns:w16cex="http://schemas.microsoft.com/office/word/2018/wordml/cex" xmlns:w16cid="http://schemas.microsoft.com/office/word/2016/wordml/cid" xmlns:w16="http://schemas.microsoft.com/office/word/2018/wordml" xmlns:w16sdtdh="http://schemas.microsoft.com/office/word/2020/wordml/sdtdatahash" xmlns:w16se="http://schemas.microsoft.com/office/word/2015/wordml/symex" xmlns:wpg="http://schemas.microsoft.com/office/word/2010/wordprocessingGroup" xmlns:wpi="http://schemas.microsoft.com/office/word/2010/wordprocessingInk" xmlns:wne="http://schemas.microsoft.com/office/word/2006/wordml" xmlns:wps="http://schemas.microsoft.com/office/word/2010/wordprocessingShape" mc:Ignorable="w14 w15 w16se w16cid w16 w16cex w16sdtdh wp14">
   <w:body>
     <w:p>
       <w:pPr>
@@ -570,7 +570,7 @@
                 <v:stroke joinstyle="miter"/>
                 <v:path gradientshapeok="t" o:connecttype="rect"/>
               </v:shapetype>
-              <v:shape id="文本框 470" o:spid="_x0000_s1026" type="#_x0000_t202" style="position:absolute;margin-left:0;margin-top:14.2pt;width:418.85pt;height:61.45pt;z-index:251660288;visibility:visible;mso-wrap-style:square;mso-width-percent:0;mso-height-percent:0;mso-wrap-distance-left:9pt;mso-wrap-distance-top:0;mso-wrap-distance-right:9pt;mso-wrap-distance-bottom:0;mso-position-horizontal:center;mso-position-horizontal-relative:margin;mso-position-vertical:absolute;mso-position-vertical-relative:text;mso-width-percent:0;mso-height-percent:0;mso-width-relative:page;mso-height-relative:page;v-text-anchor:top" o:gfxdata="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" filled="f" stroked="f">
+              <v:shape id="文本框 470" o:spid="_x0000_s1026" type="#_x0000_t202" style="position:absolute;margin-left:0;margin-top:14.2pt;width:418.85pt;height:61.45pt;z-index:251660288;visibility:visible;mso-wrap-style:square;mso-width-percent:0;mso-height-percent:0;mso-wrap-distance-left:9pt;mso-wrap-distance-top:0;mso-wrap-distance-right:9pt;mso-wrap-distance-bottom:0;mso-position-horizontal:center;mso-position-horizontal-relative:margin;mso-position-vertical:absolute;mso-position-vertical-relative:text;mso-width-percent:0;mso-height-percent:0;mso-width-relative:page;mso-height-relative:page;v-text-anchor:top" o:gfxdata="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" filled="f" stroked="f">
                 <v:textbox>
                   <w:txbxContent>
                     <w:p>
@@ -1818,7 +1818,6 @@
           <w:sz w:val="28"/>
           <w:szCs w:val="22"/>
         </w:rPr>
-        <w:lastRenderedPageBreak/>
         <w:br w:type="page"/>
       </w:r>
     </w:p>
@@ -3274,10 +3273,10 @@
           <w:footerReference w:type="even" r:id="rId10"/>
           <w:footerReference w:type="default" r:id="rId11"/>
           <w:pgSz w:w="11906" w:h="16838"/>
-          <w:pgMar w:top="1440" w:right="1440" w:bottom="1440" w:left="1440" w:header="720" w:footer="720" w:gutter="0"/>
+          <w:pgMar w:top="1134" w:right="1134" w:bottom="1134" w:left="1134" w:header="720" w:footer="720" w:gutter="0"/>
           <w:pgNumType w:fmt="lowerRoman"/>
           <w:cols w:space="720"/>
-          <w:docGrid w:type="lines" w:linePitch="312"/>
+          <w:docGrid w:type="linesAndChars" w:linePitch="312"/>
         </w:sectPr>
       </w:pPr>
     </w:p>
@@ -3335,9 +3334,6 @@
       <w:pPr>
         <w:pStyle w:val="a3"/>
         <w:ind w:firstLine="480"/>
-        <w:rPr>
-          <w:rFonts w:hint="eastAsia"/>
-        </w:rPr>
       </w:pPr>
     </w:p>
     <w:p>
@@ -6636,10 +6632,10 @@
           <w:footerReference w:type="even" r:id="rId14"/>
           <w:footerReference w:type="default" r:id="rId15"/>
           <w:pgSz w:w="11906" w:h="16838"/>
-          <w:pgMar w:top="1440" w:right="1440" w:bottom="1440" w:left="1440" w:header="720" w:footer="720" w:gutter="0"/>
+          <w:pgMar w:top="1134" w:right="1134" w:bottom="1134" w:left="1134" w:header="720" w:footer="720" w:gutter="0"/>
           <w:pgNumType w:fmt="upperRoman" w:start="1"/>
           <w:cols w:space="720"/>
-          <w:docGrid w:type="lines" w:linePitch="312"/>
+          <w:docGrid w:type="linesAndChars" w:linePitch="312"/>
         </w:sectPr>
       </w:pPr>
     </w:p>
@@ -9246,65 +9242,65 @@
         <w:rPr>
           <w:rFonts w:hint="eastAsia"/>
         </w:rPr>
-        <w:t>特定级别多级列表的样式会自动带上编号，</w:t>
+        <w:t>特定级别多级列表的样式会自动带上编号，例如本模板中的标题、图片标签和表格标签，所以</w:t>
+      </w:r>
+      <w:r>
+        <w:rPr>
+          <w:rFonts w:hint="eastAsia"/>
+        </w:rPr>
+        <w:t>对于</w:t>
+      </w:r>
+      <w:r>
+        <w:rPr>
+          <w:rFonts w:hint="eastAsia"/>
+        </w:rPr>
+        <w:t>目录、摘要</w:t>
+      </w:r>
+      <w:r>
+        <w:rPr>
+          <w:rFonts w:hint="eastAsia"/>
+        </w:rPr>
+        <w:t>和参考文献这类</w:t>
+      </w:r>
+      <w:r>
+        <w:rPr>
+          <w:rFonts w:hint="eastAsia"/>
+        </w:rPr>
+        <w:t>不计入正文章节编号</w:t>
+      </w:r>
+      <w:r>
+        <w:rPr>
+          <w:rFonts w:hint="eastAsia"/>
+        </w:rPr>
+        <w:t>，</w:t>
+      </w:r>
+      <w:r>
+        <w:rPr>
+          <w:rFonts w:hint="eastAsia"/>
+        </w:rPr>
+        <w:t>但是又需要应用标题样式并且</w:t>
+      </w:r>
+      <w:r>
+        <w:rPr>
+          <w:rFonts w:hint="eastAsia"/>
+        </w:rPr>
+        <w:t>出现在目录中的标题，不能直接应用“标题</w:t>
+      </w:r>
+      <w:r>
+        <w:t>1</w:t>
+      </w:r>
+      <w:r>
+        <w:rPr>
+          <w:rFonts w:hint="eastAsia"/>
+        </w:rPr>
+        <w:t>”样</w:t>
       </w:r>
       <w:r>
         <w:rPr>
           <w:rFonts w:hint="eastAsia"/>
         </w:rPr>
         <w:lastRenderedPageBreak/>
-        <w:t>例如本模板中的标题、图片标签和表格标签，所以</w:t>
-      </w:r>
-      <w:r>
-        <w:rPr>
-          <w:rFonts w:hint="eastAsia"/>
-        </w:rPr>
-        <w:t>对于</w:t>
-      </w:r>
-      <w:r>
-        <w:rPr>
-          <w:rFonts w:hint="eastAsia"/>
-        </w:rPr>
-        <w:t>目录、摘要</w:t>
-      </w:r>
-      <w:r>
-        <w:rPr>
-          <w:rFonts w:hint="eastAsia"/>
-        </w:rPr>
-        <w:t>和参考文献这类</w:t>
-      </w:r>
-      <w:r>
-        <w:rPr>
-          <w:rFonts w:hint="eastAsia"/>
-        </w:rPr>
-        <w:t>不计入正文章节编号</w:t>
-      </w:r>
-      <w:r>
-        <w:rPr>
-          <w:rFonts w:hint="eastAsia"/>
-        </w:rPr>
-        <w:t>，</w:t>
-      </w:r>
-      <w:r>
-        <w:rPr>
-          <w:rFonts w:hint="eastAsia"/>
-        </w:rPr>
-        <w:t>但是又需要应用标题样式并且</w:t>
-      </w:r>
-      <w:r>
-        <w:rPr>
-          <w:rFonts w:hint="eastAsia"/>
-        </w:rPr>
-        <w:t>出现在目录中的标题，不能直接应用“标题</w:t>
-      </w:r>
-      <w:r>
-        <w:t>1</w:t>
-      </w:r>
-      <w:r>
-        <w:rPr>
-          <w:rFonts w:hint="eastAsia"/>
-        </w:rPr>
-        <w:t>”样式</w:t>
+        <w:t>式</w:t>
       </w:r>
       <w:r>
         <w:rPr>
@@ -9855,7 +9851,6 @@
         <w:rPr>
           <w:noProof/>
         </w:rPr>
-        <w:lastRenderedPageBreak/>
         <w:drawing>
           <wp:inline distT="0" distB="0" distL="0" distR="0" wp14:anchorId="753CAD67" wp14:editId="342A5F8F">
             <wp:extent cx="2268187" cy="3219042"/>
@@ -10305,7 +10300,6 @@
         <w:rPr>
           <w:rFonts w:hint="eastAsia"/>
         </w:rPr>
-        <w:lastRenderedPageBreak/>
         <w:t>奇数页：</w:t>
       </w:r>
     </w:p>
@@ -10381,7 +10375,11 @@
         <w:ind w:firstLine="480"/>
       </w:pPr>
       <w:r>
-        <w:t>正文及其以后部分，其页脚为居中、连续的阿拉伯数字页码。不宜采用分章的非连续页码。摘要和目录等内容的页脚为居中、连续的大写罗马数字页码。</w:t>
+        <w:t>正文及其以后部分，其页脚为居中、连续的阿拉伯数字页码。不宜采用分章的非连续页</w:t>
+      </w:r>
+      <w:r>
+        <w:lastRenderedPageBreak/>
+        <w:t>码。摘要和目录等内容的页脚为居中、连续的大写罗马数字页码。</w:t>
       </w:r>
     </w:p>
     <w:p>
@@ -10422,11 +10420,19 @@
         </w:numPr>
         <w:ind w:firstLineChars="0"/>
       </w:pPr>
-      <w:r>
-        <w:rPr>
-          <w:rFonts w:hint="eastAsia"/>
-        </w:rPr>
-        <w:t>印刷版论文内</w:t>
+      <w:proofErr w:type="gramStart"/>
+      <w:r>
+        <w:rPr>
+          <w:rFonts w:hint="eastAsia"/>
+        </w:rPr>
+        <w:t>印刷版</w:t>
+      </w:r>
+      <w:proofErr w:type="gramEnd"/>
+      <w:r>
+        <w:rPr>
+          <w:rFonts w:hint="eastAsia"/>
+        </w:rPr>
+        <w:t>论文内</w:t>
       </w:r>
       <w:proofErr w:type="gramStart"/>
       <w:r>
@@ -10475,18 +10481,15 @@
       <w:pPr>
         <w:pStyle w:val="a3"/>
         <w:ind w:left="420" w:firstLineChars="0" w:firstLine="0"/>
-        <w:rPr>
-          <w:rFonts w:hint="eastAsia"/>
-        </w:rPr>
         <w:sectPr>
           <w:headerReference w:type="default" r:id="rId28"/>
           <w:footerReference w:type="even" r:id="rId29"/>
           <w:footerReference w:type="default" r:id="rId30"/>
           <w:pgSz w:w="11906" w:h="16838"/>
-          <w:pgMar w:top="1418" w:right="1418" w:bottom="1418" w:left="1418" w:header="720" w:footer="720" w:gutter="0"/>
+          <w:pgMar w:top="1134" w:right="1134" w:bottom="1134" w:left="1134" w:header="720" w:footer="720" w:gutter="0"/>
           <w:pgNumType w:start="1"/>
           <w:cols w:space="720"/>
-          <w:docGrid w:type="lines" w:linePitch="312"/>
+          <w:docGrid w:type="linesAndChars" w:linePitch="312"/>
         </w:sectPr>
       </w:pPr>
     </w:p>
@@ -10544,9 +10547,6 @@
       <w:pPr>
         <w:pStyle w:val="a3"/>
         <w:ind w:firstLine="480"/>
-        <w:rPr>
-          <w:rFonts w:hint="eastAsia"/>
-        </w:rPr>
       </w:pPr>
     </w:p>
     <w:p>
@@ -10557,9 +10557,9 @@
           <w:headerReference w:type="default" r:id="rId31"/>
           <w:type w:val="oddPage"/>
           <w:pgSz w:w="11906" w:h="16838"/>
-          <w:pgMar w:top="1418" w:right="1418" w:bottom="1418" w:left="1418" w:header="720" w:footer="720" w:gutter="0"/>
+          <w:pgMar w:top="1134" w:right="1134" w:bottom="1134" w:left="1134" w:header="720" w:footer="720" w:gutter="0"/>
           <w:cols w:space="720"/>
-          <w:docGrid w:type="lines" w:linePitch="312"/>
+          <w:docGrid w:type="linesAndChars" w:linePitch="312"/>
         </w:sectPr>
       </w:pPr>
     </w:p>
@@ -10617,9 +10617,6 @@
       <w:pPr>
         <w:pStyle w:val="a3"/>
         <w:ind w:firstLine="480"/>
-        <w:rPr>
-          <w:rFonts w:hint="eastAsia"/>
-        </w:rPr>
       </w:pPr>
     </w:p>
     <w:p>
@@ -10629,9 +10626,9 @@
         <w:sectPr>
           <w:type w:val="oddPage"/>
           <w:pgSz w:w="11906" w:h="16838"/>
-          <w:pgMar w:top="1418" w:right="1418" w:bottom="1418" w:left="1418" w:header="720" w:footer="720" w:gutter="0"/>
+          <w:pgMar w:top="1134" w:right="1134" w:bottom="1134" w:left="1134" w:header="720" w:footer="720" w:gutter="0"/>
           <w:cols w:space="720"/>
-          <w:docGrid w:type="lines" w:linePitch="312"/>
+          <w:docGrid w:type="linesAndChars" w:linePitch="312"/>
         </w:sectPr>
       </w:pPr>
     </w:p>
@@ -10653,9 +10650,6 @@
       <w:pPr>
         <w:pStyle w:val="a3"/>
         <w:ind w:firstLine="480"/>
-        <w:rPr>
-          <w:rFonts w:hint="eastAsia"/>
-        </w:rPr>
       </w:pPr>
       <w:r>
         <w:rPr>
@@ -10692,24 +10686,21 @@
       <w:pPr>
         <w:pStyle w:val="a3"/>
         <w:ind w:firstLine="480"/>
-        <w:rPr>
-          <w:rFonts w:hint="eastAsia"/>
-        </w:rPr>
       </w:pPr>
     </w:p>
     <w:sectPr>
       <w:type w:val="oddPage"/>
       <w:pgSz w:w="11906" w:h="16838"/>
-      <w:pgMar w:top="1418" w:right="1418" w:bottom="1418" w:left="1418" w:header="720" w:footer="720" w:gutter="0"/>
+      <w:pgMar w:top="1134" w:right="1134" w:bottom="1134" w:left="1134" w:header="720" w:footer="720" w:gutter="0"/>
       <w:cols w:space="720"/>
-      <w:docGrid w:type="lines" w:linePitch="312"/>
+      <w:docGrid w:type="linesAndChars" w:linePitch="312"/>
     </w:sectPr>
   </w:body>
 </w:document>
 </file>
 
 <file path=word/endnotes.xml><?xml version="1.0" encoding="utf-8"?>
-<w:endnotes xmlns:wpc="http://schemas.microsoft.com/office/word/2010/wordprocessingCanvas" xmlns:cx="http://schemas.microsoft.com/office/drawing/2014/chartex" xmlns:cx1="http://schemas.microsoft.com/office/drawing/2015/9/8/chartex" xmlns:cx2="http://schemas.microsoft.com/office/drawing/2015/10/21/chartex" xmlns:cx3="http://schemas.microsoft.com/office/drawing/2016/5/9/chartex" xmlns:cx4="http://schemas.microsoft.com/office/drawing/2016/5/10/chartex" xmlns:cx5="http://schemas.microsoft.com/office/drawing/2016/5/11/chartex" xmlns:cx6="http://schemas.microsoft.com/office/drawing/2016/5/12/chartex" xmlns:cx7="http://schemas.microsoft.com/office/drawing/2016/5/13/chartex" xmlns:cx8="http://schemas.microsoft.com/office/drawing/2016/5/14/chartex" xmlns:mc="http://schemas.openxmlformats.org/markup-compatibility/2006" xmlns:aink="http://schemas.microsoft.com/office/drawing/2016/ink" xmlns:am3d="http://schemas.microsoft.com/office/drawing/2017/model3d" xmlns:o="urn:schemas-microsoft-com:office:office" xmlns:r="http://schemas.openxmlformats.org/officeDocument/2006/relationships" xmlns:m="http://schemas.openxmlformats.org/officeDocument/2006/math" xmlns:v="urn:schemas-microsoft-com:vml" xmlns:wp14="http://schemas.microsoft.com/office/word/2010/wordprocessingDrawing" xmlns:wp="http://schemas.openxmlformats.org/drawingml/2006/wordprocessingDrawing" xmlns:w10="urn:schemas-microsoft-com:office:word" xmlns:w="http://schemas.openxmlformats.org/wordprocessingml/2006/main" xmlns:w14="http://schemas.microsoft.com/office/word/2010/wordml" xmlns:w15="http://schemas.microsoft.com/office/word/2012/wordml" xmlns:w16cex="http://schemas.microsoft.com/office/word/2018/wordml/cex" xmlns:w16cid="http://schemas.microsoft.com/office/word/2016/wordml/cid" xmlns:w16="http://schemas.microsoft.com/office/word/2018/wordml" xmlns:w16sdtdh="http://schemas.microsoft.com/office/word/2020/wordml/sdtdatahash" xmlns:w16se="http://schemas.microsoft.com/office/word/2015/wordml/symex" xmlns:wpg="http://schemas.microsoft.com/office/word/2010/wordprocessingGroup" xmlns:wpi="http://schemas.microsoft.com/office/word/2010/wordprocessingInk" xmlns:wne="http://schemas.microsoft.com/office/word/2006/wordml" xmlns:wps="http://schemas.microsoft.com/office/word/2010/wordprocessingShape" mc:Ignorable="w14 w15 w16se w16cid w16 w16cex w16sdtdh wp14">
+<w:endnotes xmlns:wpc="http://schemas.microsoft.com/office/word/2010/wordprocessingCanvas" xmlns:cx="http://schemas.microsoft.com/office/drawing/2014/chartex" xmlns:cx1="http://schemas.microsoft.com/office/drawing/2015/9/8/chartex" xmlns:cx2="http://schemas.microsoft.com/office/drawing/2015/10/21/chartex" xmlns:cx3="http://schemas.microsoft.com/office/drawing/2016/5/9/chartex" xmlns:cx4="http://schemas.microsoft.com/office/drawing/2016/5/10/chartex" xmlns:cx5="http://schemas.microsoft.com/office/drawing/2016/5/11/chartex" xmlns:cx6="http://schemas.microsoft.com/office/drawing/2016/5/12/chartex" xmlns:cx7="http://schemas.microsoft.com/office/drawing/2016/5/13/chartex" xmlns:cx8="http://schemas.microsoft.com/office/drawing/2016/5/14/chartex" xmlns:mc="http://schemas.openxmlformats.org/markup-compatibility/2006" xmlns:aink="http://schemas.microsoft.com/office/drawing/2016/ink" xmlns:am3d="http://schemas.microsoft.com/office/drawing/2017/model3d" xmlns:o="urn:schemas-microsoft-com:office:office" xmlns:oel="http://schemas.microsoft.com/office/2019/extlst" xmlns:r="http://schemas.openxmlformats.org/officeDocument/2006/relationships" xmlns:m="http://schemas.openxmlformats.org/officeDocument/2006/math" xmlns:v="urn:schemas-microsoft-com:vml" xmlns:wp14="http://schemas.microsoft.com/office/word/2010/wordprocessingDrawing" xmlns:wp="http://schemas.openxmlformats.org/drawingml/2006/wordprocessingDrawing" xmlns:w10="urn:schemas-microsoft-com:office:word" xmlns:w="http://schemas.openxmlformats.org/wordprocessingml/2006/main" xmlns:w14="http://schemas.microsoft.com/office/word/2010/wordml" xmlns:w15="http://schemas.microsoft.com/office/word/2012/wordml" xmlns:w16cex="http://schemas.microsoft.com/office/word/2018/wordml/cex" xmlns:w16cid="http://schemas.microsoft.com/office/word/2016/wordml/cid" xmlns:w16="http://schemas.microsoft.com/office/word/2018/wordml" xmlns:w16sdtdh="http://schemas.microsoft.com/office/word/2020/wordml/sdtdatahash" xmlns:w16se="http://schemas.microsoft.com/office/word/2015/wordml/symex" xmlns:wpg="http://schemas.microsoft.com/office/word/2010/wordprocessingGroup" xmlns:wpi="http://schemas.microsoft.com/office/word/2010/wordprocessingInk" xmlns:wne="http://schemas.microsoft.com/office/word/2006/wordml" xmlns:wps="http://schemas.microsoft.com/office/word/2010/wordprocessingShape" mc:Ignorable="w14 w15 w16se w16cid w16 w16cex w16sdtdh wp14">
   <w:endnote w:type="separator" w:id="-1">
     <w:p>
       <w:r>
@@ -10728,7 +10719,7 @@
 </file>
 
 <file path=word/footer1.xml><?xml version="1.0" encoding="utf-8"?>
-<w:ftr xmlns:wpc="http://schemas.microsoft.com/office/word/2010/wordprocessingCanvas" xmlns:cx="http://schemas.microsoft.com/office/drawing/2014/chartex" xmlns:cx1="http://schemas.microsoft.com/office/drawing/2015/9/8/chartex" xmlns:cx2="http://schemas.microsoft.com/office/drawing/2015/10/21/chartex" xmlns:cx3="http://schemas.microsoft.com/office/drawing/2016/5/9/chartex" xmlns:cx4="http://schemas.microsoft.com/office/drawing/2016/5/10/chartex" xmlns:cx5="http://schemas.microsoft.com/office/drawing/2016/5/11/chartex" xmlns:cx6="http://schemas.microsoft.com/office/drawing/2016/5/12/chartex" xmlns:cx7="http://schemas.microsoft.com/office/drawing/2016/5/13/chartex" xmlns:cx8="http://schemas.microsoft.com/office/drawing/2016/5/14/chartex" xmlns:mc="http://schemas.openxmlformats.org/markup-compatibility/2006" xmlns:aink="http://schemas.microsoft.com/office/drawing/2016/ink" xmlns:am3d="http://schemas.microsoft.com/office/drawing/2017/model3d" xmlns:o="urn:schemas-microsoft-com:office:office" xmlns:r="http://schemas.openxmlformats.org/officeDocument/2006/relationships" xmlns:m="http://schemas.openxmlformats.org/officeDocument/2006/math" xmlns:v="urn:schemas-microsoft-com:vml" xmlns:wp14="http://schemas.microsoft.com/office/word/2010/wordprocessingDrawing" xmlns:wp="http://schemas.openxmlformats.org/drawingml/2006/wordprocessingDrawing" xmlns:w10="urn:schemas-microsoft-com:office:word" xmlns:w="http://schemas.openxmlformats.org/wordprocessingml/2006/main" xmlns:w14="http://schemas.microsoft.com/office/word/2010/wordml" xmlns:w15="http://schemas.microsoft.com/office/word/2012/wordml" xmlns:w16cex="http://schemas.microsoft.com/office/word/2018/wordml/cex" xmlns:w16cid="http://schemas.microsoft.com/office/word/2016/wordml/cid" xmlns:w16="http://schemas.microsoft.com/office/word/2018/wordml" xmlns:w16sdtdh="http://schemas.microsoft.com/office/word/2020/wordml/sdtdatahash" xmlns:w16se="http://schemas.microsoft.com/office/word/2015/wordml/symex" xmlns:wpg="http://schemas.microsoft.com/office/word/2010/wordprocessingGroup" xmlns:wpi="http://schemas.microsoft.com/office/word/2010/wordprocessingInk" xmlns:wne="http://schemas.microsoft.com/office/word/2006/wordml" xmlns:wps="http://schemas.microsoft.com/office/word/2010/wordprocessingShape" mc:Ignorable="w14 w15 w16se w16cid w16 w16cex w16sdtdh wp14">
+<w:ftr xmlns:wpc="http://schemas.microsoft.com/office/word/2010/wordprocessingCanvas" xmlns:cx="http://schemas.microsoft.com/office/drawing/2014/chartex" xmlns:cx1="http://schemas.microsoft.com/office/drawing/2015/9/8/chartex" xmlns:cx2="http://schemas.microsoft.com/office/drawing/2015/10/21/chartex" xmlns:cx3="http://schemas.microsoft.com/office/drawing/2016/5/9/chartex" xmlns:cx4="http://schemas.microsoft.com/office/drawing/2016/5/10/chartex" xmlns:cx5="http://schemas.microsoft.com/office/drawing/2016/5/11/chartex" xmlns:cx6="http://schemas.microsoft.com/office/drawing/2016/5/12/chartex" xmlns:cx7="http://schemas.microsoft.com/office/drawing/2016/5/13/chartex" xmlns:cx8="http://schemas.microsoft.com/office/drawing/2016/5/14/chartex" xmlns:mc="http://schemas.openxmlformats.org/markup-compatibility/2006" xmlns:aink="http://schemas.microsoft.com/office/drawing/2016/ink" xmlns:am3d="http://schemas.microsoft.com/office/drawing/2017/model3d" xmlns:o="urn:schemas-microsoft-com:office:office" xmlns:oel="http://schemas.microsoft.com/office/2019/extlst" xmlns:r="http://schemas.openxmlformats.org/officeDocument/2006/relationships" xmlns:m="http://schemas.openxmlformats.org/officeDocument/2006/math" xmlns:v="urn:schemas-microsoft-com:vml" xmlns:wp14="http://schemas.microsoft.com/office/word/2010/wordprocessingDrawing" xmlns:wp="http://schemas.openxmlformats.org/drawingml/2006/wordprocessingDrawing" xmlns:w10="urn:schemas-microsoft-com:office:word" xmlns:w="http://schemas.openxmlformats.org/wordprocessingml/2006/main" xmlns:w14="http://schemas.microsoft.com/office/word/2010/wordml" xmlns:w15="http://schemas.microsoft.com/office/word/2012/wordml" xmlns:w16cex="http://schemas.microsoft.com/office/word/2018/wordml/cex" xmlns:w16cid="http://schemas.microsoft.com/office/word/2016/wordml/cid" xmlns:w16="http://schemas.microsoft.com/office/word/2018/wordml" xmlns:w16sdtdh="http://schemas.microsoft.com/office/word/2020/wordml/sdtdatahash" xmlns:w16se="http://schemas.microsoft.com/office/word/2015/wordml/symex" xmlns:wpg="http://schemas.microsoft.com/office/word/2010/wordprocessingGroup" xmlns:wpi="http://schemas.microsoft.com/office/word/2010/wordprocessingInk" xmlns:wne="http://schemas.microsoft.com/office/word/2006/wordml" xmlns:wps="http://schemas.microsoft.com/office/word/2010/wordprocessingShape" mc:Ignorable="w14 w15 w16se w16cid w16 w16cex w16sdtdh wp14">
   <w:sdt>
     <w:sdtPr>
       <w:id w:val="-309783280"/>
@@ -10756,7 +10747,7 @@
 </file>
 
 <file path=word/footer2.xml><?xml version="1.0" encoding="utf-8"?>
-<w:ftr xmlns:wpc="http://schemas.microsoft.com/office/word/2010/wordprocessingCanvas" xmlns:cx="http://schemas.microsoft.com/office/drawing/2014/chartex" xmlns:cx1="http://schemas.microsoft.com/office/drawing/2015/9/8/chartex" xmlns:cx2="http://schemas.microsoft.com/office/drawing/2015/10/21/chartex" xmlns:cx3="http://schemas.microsoft.com/office/drawing/2016/5/9/chartex" xmlns:cx4="http://schemas.microsoft.com/office/drawing/2016/5/10/chartex" xmlns:cx5="http://schemas.microsoft.com/office/drawing/2016/5/11/chartex" xmlns:cx6="http://schemas.microsoft.com/office/drawing/2016/5/12/chartex" xmlns:cx7="http://schemas.microsoft.com/office/drawing/2016/5/13/chartex" xmlns:cx8="http://schemas.microsoft.com/office/drawing/2016/5/14/chartex" xmlns:mc="http://schemas.openxmlformats.org/markup-compatibility/2006" xmlns:aink="http://schemas.microsoft.com/office/drawing/2016/ink" xmlns:am3d="http://schemas.microsoft.com/office/drawing/2017/model3d" xmlns:o="urn:schemas-microsoft-com:office:office" xmlns:r="http://schemas.openxmlformats.org/officeDocument/2006/relationships" xmlns:m="http://schemas.openxmlformats.org/officeDocument/2006/math" xmlns:v="urn:schemas-microsoft-com:vml" xmlns:wp14="http://schemas.microsoft.com/office/word/2010/wordprocessingDrawing" xmlns:wp="http://schemas.openxmlformats.org/drawingml/2006/wordprocessingDrawing" xmlns:w10="urn:schemas-microsoft-com:office:word" xmlns:w="http://schemas.openxmlformats.org/wordprocessingml/2006/main" xmlns:w14="http://schemas.microsoft.com/office/word/2010/wordml" xmlns:w15="http://schemas.microsoft.com/office/word/2012/wordml" xmlns:w16cex="http://schemas.microsoft.com/office/word/2018/wordml/cex" xmlns:w16cid="http://schemas.microsoft.com/office/word/2016/wordml/cid" xmlns:w16="http://schemas.microsoft.com/office/word/2018/wordml" xmlns:w16sdtdh="http://schemas.microsoft.com/office/word/2020/wordml/sdtdatahash" xmlns:w16se="http://schemas.microsoft.com/office/word/2015/wordml/symex" xmlns:wpg="http://schemas.microsoft.com/office/word/2010/wordprocessingGroup" xmlns:wpi="http://schemas.microsoft.com/office/word/2010/wordprocessingInk" xmlns:wne="http://schemas.microsoft.com/office/word/2006/wordml" xmlns:wps="http://schemas.microsoft.com/office/word/2010/wordprocessingShape" mc:Ignorable="w14 w15 w16se w16cid w16 w16cex w16sdtdh wp14">
+<w:ftr xmlns:wpc="http://schemas.microsoft.com/office/word/2010/wordprocessingCanvas" xmlns:cx="http://schemas.microsoft.com/office/drawing/2014/chartex" xmlns:cx1="http://schemas.microsoft.com/office/drawing/2015/9/8/chartex" xmlns:cx2="http://schemas.microsoft.com/office/drawing/2015/10/21/chartex" xmlns:cx3="http://schemas.microsoft.com/office/drawing/2016/5/9/chartex" xmlns:cx4="http://schemas.microsoft.com/office/drawing/2016/5/10/chartex" xmlns:cx5="http://schemas.microsoft.com/office/drawing/2016/5/11/chartex" xmlns:cx6="http://schemas.microsoft.com/office/drawing/2016/5/12/chartex" xmlns:cx7="http://schemas.microsoft.com/office/drawing/2016/5/13/chartex" xmlns:cx8="http://schemas.microsoft.com/office/drawing/2016/5/14/chartex" xmlns:mc="http://schemas.openxmlformats.org/markup-compatibility/2006" xmlns:aink="http://schemas.microsoft.com/office/drawing/2016/ink" xmlns:am3d="http://schemas.microsoft.com/office/drawing/2017/model3d" xmlns:o="urn:schemas-microsoft-com:office:office" xmlns:oel="http://schemas.microsoft.com/office/2019/extlst" xmlns:r="http://schemas.openxmlformats.org/officeDocument/2006/relationships" xmlns:m="http://schemas.openxmlformats.org/officeDocument/2006/math" xmlns:v="urn:schemas-microsoft-com:vml" xmlns:wp14="http://schemas.microsoft.com/office/word/2010/wordprocessingDrawing" xmlns:wp="http://schemas.openxmlformats.org/drawingml/2006/wordprocessingDrawing" xmlns:w10="urn:schemas-microsoft-com:office:word" xmlns:w="http://schemas.openxmlformats.org/wordprocessingml/2006/main" xmlns:w14="http://schemas.microsoft.com/office/word/2010/wordml" xmlns:w15="http://schemas.microsoft.com/office/word/2012/wordml" xmlns:w16cex="http://schemas.microsoft.com/office/word/2018/wordml/cex" xmlns:w16cid="http://schemas.microsoft.com/office/word/2016/wordml/cid" xmlns:w16="http://schemas.microsoft.com/office/word/2018/wordml" xmlns:w16sdtdh="http://schemas.microsoft.com/office/word/2020/wordml/sdtdatahash" xmlns:w16se="http://schemas.microsoft.com/office/word/2015/wordml/symex" xmlns:wpg="http://schemas.microsoft.com/office/word/2010/wordprocessingGroup" xmlns:wpi="http://schemas.microsoft.com/office/word/2010/wordprocessingInk" xmlns:wne="http://schemas.microsoft.com/office/word/2006/wordml" xmlns:wps="http://schemas.microsoft.com/office/word/2010/wordprocessingShape" mc:Ignorable="w14 w15 w16se w16cid w16 w16cex w16sdtdh wp14">
   <w:sdt>
     <w:sdtPr>
       <w:id w:val="-940452296"/>
@@ -10784,7 +10775,7 @@
 </file>
 
 <file path=word/footer3.xml><?xml version="1.0" encoding="utf-8"?>
-<w:ftr xmlns:wpc="http://schemas.microsoft.com/office/word/2010/wordprocessingCanvas" xmlns:cx="http://schemas.microsoft.com/office/drawing/2014/chartex" xmlns:cx1="http://schemas.microsoft.com/office/drawing/2015/9/8/chartex" xmlns:cx2="http://schemas.microsoft.com/office/drawing/2015/10/21/chartex" xmlns:cx3="http://schemas.microsoft.com/office/drawing/2016/5/9/chartex" xmlns:cx4="http://schemas.microsoft.com/office/drawing/2016/5/10/chartex" xmlns:cx5="http://schemas.microsoft.com/office/drawing/2016/5/11/chartex" xmlns:cx6="http://schemas.microsoft.com/office/drawing/2016/5/12/chartex" xmlns:cx7="http://schemas.microsoft.com/office/drawing/2016/5/13/chartex" xmlns:cx8="http://schemas.microsoft.com/office/drawing/2016/5/14/chartex" xmlns:mc="http://schemas.openxmlformats.org/markup-compatibility/2006" xmlns:aink="http://schemas.microsoft.com/office/drawing/2016/ink" xmlns:am3d="http://schemas.microsoft.com/office/drawing/2017/model3d" xmlns:o="urn:schemas-microsoft-com:office:office" xmlns:r="http://schemas.openxmlformats.org/officeDocument/2006/relationships" xmlns:m="http://schemas.openxmlformats.org/officeDocument/2006/math" xmlns:v="urn:schemas-microsoft-com:vml" xmlns:wp14="http://schemas.microsoft.com/office/word/2010/wordprocessingDrawing" xmlns:wp="http://schemas.openxmlformats.org/drawingml/2006/wordprocessingDrawing" xmlns:w10="urn:schemas-microsoft-com:office:word" xmlns:w="http://schemas.openxmlformats.org/wordprocessingml/2006/main" xmlns:w14="http://schemas.microsoft.com/office/word/2010/wordml" xmlns:w15="http://schemas.microsoft.com/office/word/2012/wordml" xmlns:w16cex="http://schemas.microsoft.com/office/word/2018/wordml/cex" xmlns:w16cid="http://schemas.microsoft.com/office/word/2016/wordml/cid" xmlns:w16="http://schemas.microsoft.com/office/word/2018/wordml" xmlns:w16sdtdh="http://schemas.microsoft.com/office/word/2020/wordml/sdtdatahash" xmlns:w16se="http://schemas.microsoft.com/office/word/2015/wordml/symex" xmlns:wpg="http://schemas.microsoft.com/office/word/2010/wordprocessingGroup" xmlns:wpi="http://schemas.microsoft.com/office/word/2010/wordprocessingInk" xmlns:wne="http://schemas.microsoft.com/office/word/2006/wordml" xmlns:wps="http://schemas.microsoft.com/office/word/2010/wordprocessingShape" mc:Ignorable="w14 w15 w16se w16cid w16 w16cex w16sdtdh wp14">
+<w:ftr xmlns:wpc="http://schemas.microsoft.com/office/word/2010/wordprocessingCanvas" xmlns:cx="http://schemas.microsoft.com/office/drawing/2014/chartex" xmlns:cx1="http://schemas.microsoft.com/office/drawing/2015/9/8/chartex" xmlns:cx2="http://schemas.microsoft.com/office/drawing/2015/10/21/chartex" xmlns:cx3="http://schemas.microsoft.com/office/drawing/2016/5/9/chartex" xmlns:cx4="http://schemas.microsoft.com/office/drawing/2016/5/10/chartex" xmlns:cx5="http://schemas.microsoft.com/office/drawing/2016/5/11/chartex" xmlns:cx6="http://schemas.microsoft.com/office/drawing/2016/5/12/chartex" xmlns:cx7="http://schemas.microsoft.com/office/drawing/2016/5/13/chartex" xmlns:cx8="http://schemas.microsoft.com/office/drawing/2016/5/14/chartex" xmlns:mc="http://schemas.openxmlformats.org/markup-compatibility/2006" xmlns:aink="http://schemas.microsoft.com/office/drawing/2016/ink" xmlns:am3d="http://schemas.microsoft.com/office/drawing/2017/model3d" xmlns:o="urn:schemas-microsoft-com:office:office" xmlns:oel="http://schemas.microsoft.com/office/2019/extlst" xmlns:r="http://schemas.openxmlformats.org/officeDocument/2006/relationships" xmlns:m="http://schemas.openxmlformats.org/officeDocument/2006/math" xmlns:v="urn:schemas-microsoft-com:vml" xmlns:wp14="http://schemas.microsoft.com/office/word/2010/wordprocessingDrawing" xmlns:wp="http://schemas.openxmlformats.org/drawingml/2006/wordprocessingDrawing" xmlns:w10="urn:schemas-microsoft-com:office:word" xmlns:w="http://schemas.openxmlformats.org/wordprocessingml/2006/main" xmlns:w14="http://schemas.microsoft.com/office/word/2010/wordml" xmlns:w15="http://schemas.microsoft.com/office/word/2012/wordml" xmlns:w16cex="http://schemas.microsoft.com/office/word/2018/wordml/cex" xmlns:w16cid="http://schemas.microsoft.com/office/word/2016/wordml/cid" xmlns:w16="http://schemas.microsoft.com/office/word/2018/wordml" xmlns:w16sdtdh="http://schemas.microsoft.com/office/word/2020/wordml/sdtdatahash" xmlns:w16se="http://schemas.microsoft.com/office/word/2015/wordml/symex" xmlns:wpg="http://schemas.microsoft.com/office/word/2010/wordprocessingGroup" xmlns:wpi="http://schemas.microsoft.com/office/word/2010/wordprocessingInk" xmlns:wne="http://schemas.microsoft.com/office/word/2006/wordml" xmlns:wps="http://schemas.microsoft.com/office/word/2010/wordprocessingShape" mc:Ignorable="w14 w15 w16se w16cid w16 w16cex w16sdtdh wp14">
   <w:sdt>
     <w:sdtPr>
       <w:id w:val="716404034"/>
@@ -10830,7 +10821,7 @@
 </file>
 
 <file path=word/footer4.xml><?xml version="1.0" encoding="utf-8"?>
-<w:ftr xmlns:wpc="http://schemas.microsoft.com/office/word/2010/wordprocessingCanvas" xmlns:cx="http://schemas.microsoft.com/office/drawing/2014/chartex" xmlns:cx1="http://schemas.microsoft.com/office/drawing/2015/9/8/chartex" xmlns:cx2="http://schemas.microsoft.com/office/drawing/2015/10/21/chartex" xmlns:cx3="http://schemas.microsoft.com/office/drawing/2016/5/9/chartex" xmlns:cx4="http://schemas.microsoft.com/office/drawing/2016/5/10/chartex" xmlns:cx5="http://schemas.microsoft.com/office/drawing/2016/5/11/chartex" xmlns:cx6="http://schemas.microsoft.com/office/drawing/2016/5/12/chartex" xmlns:cx7="http://schemas.microsoft.com/office/drawing/2016/5/13/chartex" xmlns:cx8="http://schemas.microsoft.com/office/drawing/2016/5/14/chartex" xmlns:mc="http://schemas.openxmlformats.org/markup-compatibility/2006" xmlns:aink="http://schemas.microsoft.com/office/drawing/2016/ink" xmlns:am3d="http://schemas.microsoft.com/office/drawing/2017/model3d" xmlns:o="urn:schemas-microsoft-com:office:office" xmlns:r="http://schemas.openxmlformats.org/officeDocument/2006/relationships" xmlns:m="http://schemas.openxmlformats.org/officeDocument/2006/math" xmlns:v="urn:schemas-microsoft-com:vml" xmlns:wp14="http://schemas.microsoft.com/office/word/2010/wordprocessingDrawing" xmlns:wp="http://schemas.openxmlformats.org/drawingml/2006/wordprocessingDrawing" xmlns:w10="urn:schemas-microsoft-com:office:word" xmlns:w="http://schemas.openxmlformats.org/wordprocessingml/2006/main" xmlns:w14="http://schemas.microsoft.com/office/word/2010/wordml" xmlns:w15="http://schemas.microsoft.com/office/word/2012/wordml" xmlns:w16cex="http://schemas.microsoft.com/office/word/2018/wordml/cex" xmlns:w16cid="http://schemas.microsoft.com/office/word/2016/wordml/cid" xmlns:w16="http://schemas.microsoft.com/office/word/2018/wordml" xmlns:w16sdtdh="http://schemas.microsoft.com/office/word/2020/wordml/sdtdatahash" xmlns:w16se="http://schemas.microsoft.com/office/word/2015/wordml/symex" xmlns:wpg="http://schemas.microsoft.com/office/word/2010/wordprocessingGroup" xmlns:wpi="http://schemas.microsoft.com/office/word/2010/wordprocessingInk" xmlns:wne="http://schemas.microsoft.com/office/word/2006/wordml" xmlns:wps="http://schemas.microsoft.com/office/word/2010/wordprocessingShape" mc:Ignorable="w14 w15 w16se w16cid w16 w16cex w16sdtdh wp14">
+<w:ftr xmlns:wpc="http://schemas.microsoft.com/office/word/2010/wordprocessingCanvas" xmlns:cx="http://schemas.microsoft.com/office/drawing/2014/chartex" xmlns:cx1="http://schemas.microsoft.com/office/drawing/2015/9/8/chartex" xmlns:cx2="http://schemas.microsoft.com/office/drawing/2015/10/21/chartex" xmlns:cx3="http://schemas.microsoft.com/office/drawing/2016/5/9/chartex" xmlns:cx4="http://schemas.microsoft.com/office/drawing/2016/5/10/chartex" xmlns:cx5="http://schemas.microsoft.com/office/drawing/2016/5/11/chartex" xmlns:cx6="http://schemas.microsoft.com/office/drawing/2016/5/12/chartex" xmlns:cx7="http://schemas.microsoft.com/office/drawing/2016/5/13/chartex" xmlns:cx8="http://schemas.microsoft.com/office/drawing/2016/5/14/chartex" xmlns:mc="http://schemas.openxmlformats.org/markup-compatibility/2006" xmlns:aink="http://schemas.microsoft.com/office/drawing/2016/ink" xmlns:am3d="http://schemas.microsoft.com/office/drawing/2017/model3d" xmlns:o="urn:schemas-microsoft-com:office:office" xmlns:oel="http://schemas.microsoft.com/office/2019/extlst" xmlns:r="http://schemas.openxmlformats.org/officeDocument/2006/relationships" xmlns:m="http://schemas.openxmlformats.org/officeDocument/2006/math" xmlns:v="urn:schemas-microsoft-com:vml" xmlns:wp14="http://schemas.microsoft.com/office/word/2010/wordprocessingDrawing" xmlns:wp="http://schemas.openxmlformats.org/drawingml/2006/wordprocessingDrawing" xmlns:w10="urn:schemas-microsoft-com:office:word" xmlns:w="http://schemas.openxmlformats.org/wordprocessingml/2006/main" xmlns:w14="http://schemas.microsoft.com/office/word/2010/wordml" xmlns:w15="http://schemas.microsoft.com/office/word/2012/wordml" xmlns:w16cex="http://schemas.microsoft.com/office/word/2018/wordml/cex" xmlns:w16cid="http://schemas.microsoft.com/office/word/2016/wordml/cid" xmlns:w16="http://schemas.microsoft.com/office/word/2018/wordml" xmlns:w16sdtdh="http://schemas.microsoft.com/office/word/2020/wordml/sdtdatahash" xmlns:w16se="http://schemas.microsoft.com/office/word/2015/wordml/symex" xmlns:wpg="http://schemas.microsoft.com/office/word/2010/wordprocessingGroup" xmlns:wpi="http://schemas.microsoft.com/office/word/2010/wordprocessingInk" xmlns:wne="http://schemas.microsoft.com/office/word/2006/wordml" xmlns:wps="http://schemas.microsoft.com/office/word/2010/wordprocessingShape" mc:Ignorable="w14 w15 w16se w16cid w16 w16cex w16sdtdh wp14">
   <w:sdt>
     <w:sdtPr>
       <w:id w:val="274519000"/>
@@ -10876,7 +10867,7 @@
 </file>
 
 <file path=word/footer5.xml><?xml version="1.0" encoding="utf-8"?>
-<w:ftr xmlns:wpc="http://schemas.microsoft.com/office/word/2010/wordprocessingCanvas" xmlns:cx="http://schemas.microsoft.com/office/drawing/2014/chartex" xmlns:cx1="http://schemas.microsoft.com/office/drawing/2015/9/8/chartex" xmlns:cx2="http://schemas.microsoft.com/office/drawing/2015/10/21/chartex" xmlns:cx3="http://schemas.microsoft.com/office/drawing/2016/5/9/chartex" xmlns:cx4="http://schemas.microsoft.com/office/drawing/2016/5/10/chartex" xmlns:cx5="http://schemas.microsoft.com/office/drawing/2016/5/11/chartex" xmlns:cx6="http://schemas.microsoft.com/office/drawing/2016/5/12/chartex" xmlns:cx7="http://schemas.microsoft.com/office/drawing/2016/5/13/chartex" xmlns:cx8="http://schemas.microsoft.com/office/drawing/2016/5/14/chartex" xmlns:mc="http://schemas.openxmlformats.org/markup-compatibility/2006" xmlns:aink="http://schemas.microsoft.com/office/drawing/2016/ink" xmlns:am3d="http://schemas.microsoft.com/office/drawing/2017/model3d" xmlns:o="urn:schemas-microsoft-com:office:office" xmlns:r="http://schemas.openxmlformats.org/officeDocument/2006/relationships" xmlns:m="http://schemas.openxmlformats.org/officeDocument/2006/math" xmlns:v="urn:schemas-microsoft-com:vml" xmlns:wp14="http://schemas.microsoft.com/office/word/2010/wordprocessingDrawing" xmlns:wp="http://schemas.openxmlformats.org/drawingml/2006/wordprocessingDrawing" xmlns:w10="urn:schemas-microsoft-com:office:word" xmlns:w="http://schemas.openxmlformats.org/wordprocessingml/2006/main" xmlns:w14="http://schemas.microsoft.com/office/word/2010/wordml" xmlns:w15="http://schemas.microsoft.com/office/word/2012/wordml" xmlns:w16cex="http://schemas.microsoft.com/office/word/2018/wordml/cex" xmlns:w16cid="http://schemas.microsoft.com/office/word/2016/wordml/cid" xmlns:w16="http://schemas.microsoft.com/office/word/2018/wordml" xmlns:w16sdtdh="http://schemas.microsoft.com/office/word/2020/wordml/sdtdatahash" xmlns:w16se="http://schemas.microsoft.com/office/word/2015/wordml/symex" xmlns:wpg="http://schemas.microsoft.com/office/word/2010/wordprocessingGroup" xmlns:wpi="http://schemas.microsoft.com/office/word/2010/wordprocessingInk" xmlns:wne="http://schemas.microsoft.com/office/word/2006/wordml" xmlns:wps="http://schemas.microsoft.com/office/word/2010/wordprocessingShape" mc:Ignorable="w14 w15 w16se w16cid w16 w16cex w16sdtdh wp14">
+<w:ftr xmlns:wpc="http://schemas.microsoft.com/office/word/2010/wordprocessingCanvas" xmlns:cx="http://schemas.microsoft.com/office/drawing/2014/chartex" xmlns:cx1="http://schemas.microsoft.com/office/drawing/2015/9/8/chartex" xmlns:cx2="http://schemas.microsoft.com/office/drawing/2015/10/21/chartex" xmlns:cx3="http://schemas.microsoft.com/office/drawing/2016/5/9/chartex" xmlns:cx4="http://schemas.microsoft.com/office/drawing/2016/5/10/chartex" xmlns:cx5="http://schemas.microsoft.com/office/drawing/2016/5/11/chartex" xmlns:cx6="http://schemas.microsoft.com/office/drawing/2016/5/12/chartex" xmlns:cx7="http://schemas.microsoft.com/office/drawing/2016/5/13/chartex" xmlns:cx8="http://schemas.microsoft.com/office/drawing/2016/5/14/chartex" xmlns:mc="http://schemas.openxmlformats.org/markup-compatibility/2006" xmlns:aink="http://schemas.microsoft.com/office/drawing/2016/ink" xmlns:am3d="http://schemas.microsoft.com/office/drawing/2017/model3d" xmlns:o="urn:schemas-microsoft-com:office:office" xmlns:oel="http://schemas.microsoft.com/office/2019/extlst" xmlns:r="http://schemas.openxmlformats.org/officeDocument/2006/relationships" xmlns:m="http://schemas.openxmlformats.org/officeDocument/2006/math" xmlns:v="urn:schemas-microsoft-com:vml" xmlns:wp14="http://schemas.microsoft.com/office/word/2010/wordprocessingDrawing" xmlns:wp="http://schemas.openxmlformats.org/drawingml/2006/wordprocessingDrawing" xmlns:w10="urn:schemas-microsoft-com:office:word" xmlns:w="http://schemas.openxmlformats.org/wordprocessingml/2006/main" xmlns:w14="http://schemas.microsoft.com/office/word/2010/wordml" xmlns:w15="http://schemas.microsoft.com/office/word/2012/wordml" xmlns:w16cex="http://schemas.microsoft.com/office/word/2018/wordml/cex" xmlns:w16cid="http://schemas.microsoft.com/office/word/2016/wordml/cid" xmlns:w16="http://schemas.microsoft.com/office/word/2018/wordml" xmlns:w16sdtdh="http://schemas.microsoft.com/office/word/2020/wordml/sdtdatahash" xmlns:w16se="http://schemas.microsoft.com/office/word/2015/wordml/symex" xmlns:wpg="http://schemas.microsoft.com/office/word/2010/wordprocessingGroup" xmlns:wpi="http://schemas.microsoft.com/office/word/2010/wordprocessingInk" xmlns:wne="http://schemas.microsoft.com/office/word/2006/wordml" xmlns:wps="http://schemas.microsoft.com/office/word/2010/wordprocessingShape" mc:Ignorable="w14 w15 w16se w16cid w16 w16cex w16sdtdh wp14">
   <w:sdt>
     <w:sdtPr>
       <w:id w:val="-559865745"/>
@@ -10885,6 +10876,7 @@
         <w:docPartUnique/>
       </w:docPartObj>
     </w:sdtPr>
+    <w:sdtEndPr/>
     <w:sdtContent>
       <w:p>
         <w:pPr>
@@ -10921,7 +10913,7 @@
 </file>
 
 <file path=word/footer6.xml><?xml version="1.0" encoding="utf-8"?>
-<w:ftr xmlns:wpc="http://schemas.microsoft.com/office/word/2010/wordprocessingCanvas" xmlns:cx="http://schemas.microsoft.com/office/drawing/2014/chartex" xmlns:cx1="http://schemas.microsoft.com/office/drawing/2015/9/8/chartex" xmlns:cx2="http://schemas.microsoft.com/office/drawing/2015/10/21/chartex" xmlns:cx3="http://schemas.microsoft.com/office/drawing/2016/5/9/chartex" xmlns:cx4="http://schemas.microsoft.com/office/drawing/2016/5/10/chartex" xmlns:cx5="http://schemas.microsoft.com/office/drawing/2016/5/11/chartex" xmlns:cx6="http://schemas.microsoft.com/office/drawing/2016/5/12/chartex" xmlns:cx7="http://schemas.microsoft.com/office/drawing/2016/5/13/chartex" xmlns:cx8="http://schemas.microsoft.com/office/drawing/2016/5/14/chartex" xmlns:mc="http://schemas.openxmlformats.org/markup-compatibility/2006" xmlns:aink="http://schemas.microsoft.com/office/drawing/2016/ink" xmlns:am3d="http://schemas.microsoft.com/office/drawing/2017/model3d" xmlns:o="urn:schemas-microsoft-com:office:office" xmlns:r="http://schemas.openxmlformats.org/officeDocument/2006/relationships" xmlns:m="http://schemas.openxmlformats.org/officeDocument/2006/math" xmlns:v="urn:schemas-microsoft-com:vml" xmlns:wp14="http://schemas.microsoft.com/office/word/2010/wordprocessingDrawing" xmlns:wp="http://schemas.openxmlformats.org/drawingml/2006/wordprocessingDrawing" xmlns:w10="urn:schemas-microsoft-com:office:word" xmlns:w="http://schemas.openxmlformats.org/wordprocessingml/2006/main" xmlns:w14="http://schemas.microsoft.com/office/word/2010/wordml" xmlns:w15="http://schemas.microsoft.com/office/word/2012/wordml" xmlns:w16cex="http://schemas.microsoft.com/office/word/2018/wordml/cex" xmlns:w16cid="http://schemas.microsoft.com/office/word/2016/wordml/cid" xmlns:w16="http://schemas.microsoft.com/office/word/2018/wordml" xmlns:w16sdtdh="http://schemas.microsoft.com/office/word/2020/wordml/sdtdatahash" xmlns:w16se="http://schemas.microsoft.com/office/word/2015/wordml/symex" xmlns:wpg="http://schemas.microsoft.com/office/word/2010/wordprocessingGroup" xmlns:wpi="http://schemas.microsoft.com/office/word/2010/wordprocessingInk" xmlns:wne="http://schemas.microsoft.com/office/word/2006/wordml" xmlns:wps="http://schemas.microsoft.com/office/word/2010/wordprocessingShape" mc:Ignorable="w14 w15 w16se w16cid w16 w16cex w16sdtdh wp14">
+<w:ftr xmlns:wpc="http://schemas.microsoft.com/office/word/2010/wordprocessingCanvas" xmlns:cx="http://schemas.microsoft.com/office/drawing/2014/chartex" xmlns:cx1="http://schemas.microsoft.com/office/drawing/2015/9/8/chartex" xmlns:cx2="http://schemas.microsoft.com/office/drawing/2015/10/21/chartex" xmlns:cx3="http://schemas.microsoft.com/office/drawing/2016/5/9/chartex" xmlns:cx4="http://schemas.microsoft.com/office/drawing/2016/5/10/chartex" xmlns:cx5="http://schemas.microsoft.com/office/drawing/2016/5/11/chartex" xmlns:cx6="http://schemas.microsoft.com/office/drawing/2016/5/12/chartex" xmlns:cx7="http://schemas.microsoft.com/office/drawing/2016/5/13/chartex" xmlns:cx8="http://schemas.microsoft.com/office/drawing/2016/5/14/chartex" xmlns:mc="http://schemas.openxmlformats.org/markup-compatibility/2006" xmlns:aink="http://schemas.microsoft.com/office/drawing/2016/ink" xmlns:am3d="http://schemas.microsoft.com/office/drawing/2017/model3d" xmlns:o="urn:schemas-microsoft-com:office:office" xmlns:oel="http://schemas.microsoft.com/office/2019/extlst" xmlns:r="http://schemas.openxmlformats.org/officeDocument/2006/relationships" xmlns:m="http://schemas.openxmlformats.org/officeDocument/2006/math" xmlns:v="urn:schemas-microsoft-com:vml" xmlns:wp14="http://schemas.microsoft.com/office/word/2010/wordprocessingDrawing" xmlns:wp="http://schemas.openxmlformats.org/drawingml/2006/wordprocessingDrawing" xmlns:w10="urn:schemas-microsoft-com:office:word" xmlns:w="http://schemas.openxmlformats.org/wordprocessingml/2006/main" xmlns:w14="http://schemas.microsoft.com/office/word/2010/wordml" xmlns:w15="http://schemas.microsoft.com/office/word/2012/wordml" xmlns:w16cex="http://schemas.microsoft.com/office/word/2018/wordml/cex" xmlns:w16cid="http://schemas.microsoft.com/office/word/2016/wordml/cid" xmlns:w16="http://schemas.microsoft.com/office/word/2018/wordml" xmlns:w16sdtdh="http://schemas.microsoft.com/office/word/2020/wordml/sdtdatahash" xmlns:w16se="http://schemas.microsoft.com/office/word/2015/wordml/symex" xmlns:wpg="http://schemas.microsoft.com/office/word/2010/wordprocessingGroup" xmlns:wpi="http://schemas.microsoft.com/office/word/2010/wordprocessingInk" xmlns:wne="http://schemas.microsoft.com/office/word/2006/wordml" xmlns:wps="http://schemas.microsoft.com/office/word/2010/wordprocessingShape" mc:Ignorable="w14 w15 w16se w16cid w16 w16cex w16sdtdh wp14">
   <w:sdt>
     <w:sdtPr>
       <w:id w:val="-1916462897"/>
@@ -10930,6 +10922,7 @@
         <w:docPartUnique/>
       </w:docPartObj>
     </w:sdtPr>
+    <w:sdtEndPr/>
     <w:sdtContent>
       <w:p>
         <w:pPr>
@@ -10966,7 +10959,7 @@
 </file>
 
 <file path=word/footnotes.xml><?xml version="1.0" encoding="utf-8"?>
-<w:footnotes xmlns:wpc="http://schemas.microsoft.com/office/word/2010/wordprocessingCanvas" xmlns:cx="http://schemas.microsoft.com/office/drawing/2014/chartex" xmlns:cx1="http://schemas.microsoft.com/office/drawing/2015/9/8/chartex" xmlns:cx2="http://schemas.microsoft.com/office/drawing/2015/10/21/chartex" xmlns:cx3="http://schemas.microsoft.com/office/drawing/2016/5/9/chartex" xmlns:cx4="http://schemas.microsoft.com/office/drawing/2016/5/10/chartex" xmlns:cx5="http://schemas.microsoft.com/office/drawing/2016/5/11/chartex" xmlns:cx6="http://schemas.microsoft.com/office/drawing/2016/5/12/chartex" xmlns:cx7="http://schemas.microsoft.com/office/drawing/2016/5/13/chartex" xmlns:cx8="http://schemas.microsoft.com/office/drawing/2016/5/14/chartex" xmlns:mc="http://schemas.openxmlformats.org/markup-compatibility/2006" xmlns:aink="http://schemas.microsoft.com/office/drawing/2016/ink" xmlns:am3d="http://schemas.microsoft.com/office/drawing/2017/model3d" xmlns:o="urn:schemas-microsoft-com:office:office" xmlns:r="http://schemas.openxmlformats.org/officeDocument/2006/relationships" xmlns:m="http://schemas.openxmlformats.org/officeDocument/2006/math" xmlns:v="urn:schemas-microsoft-com:vml" xmlns:wp14="http://schemas.microsoft.com/office/word/2010/wordprocessingDrawing" xmlns:wp="http://schemas.openxmlformats.org/drawingml/2006/wordprocessingDrawing" xmlns:w10="urn:schemas-microsoft-com:office:word" xmlns:w="http://schemas.openxmlformats.org/wordprocessingml/2006/main" xmlns:w14="http://schemas.microsoft.com/office/word/2010/wordml" xmlns:w15="http://schemas.microsoft.com/office/word/2012/wordml" xmlns:w16cex="http://schemas.microsoft.com/office/word/2018/wordml/cex" xmlns:w16cid="http://schemas.microsoft.com/office/word/2016/wordml/cid" xmlns:w16="http://schemas.microsoft.com/office/word/2018/wordml" xmlns:w16sdtdh="http://schemas.microsoft.com/office/word/2020/wordml/sdtdatahash" xmlns:w16se="http://schemas.microsoft.com/office/word/2015/wordml/symex" xmlns:wpg="http://schemas.microsoft.com/office/word/2010/wordprocessingGroup" xmlns:wpi="http://schemas.microsoft.com/office/word/2010/wordprocessingInk" xmlns:wne="http://schemas.microsoft.com/office/word/2006/wordml" xmlns:wps="http://schemas.microsoft.com/office/word/2010/wordprocessingShape" mc:Ignorable="w14 w15 w16se w16cid w16 w16cex w16sdtdh wp14">
+<w:footnotes xmlns:wpc="http://schemas.microsoft.com/office/word/2010/wordprocessingCanvas" xmlns:cx="http://schemas.microsoft.com/office/drawing/2014/chartex" xmlns:cx1="http://schemas.microsoft.com/office/drawing/2015/9/8/chartex" xmlns:cx2="http://schemas.microsoft.com/office/drawing/2015/10/21/chartex" xmlns:cx3="http://schemas.microsoft.com/office/drawing/2016/5/9/chartex" xmlns:cx4="http://schemas.microsoft.com/office/drawing/2016/5/10/chartex" xmlns:cx5="http://schemas.microsoft.com/office/drawing/2016/5/11/chartex" xmlns:cx6="http://schemas.microsoft.com/office/drawing/2016/5/12/chartex" xmlns:cx7="http://schemas.microsoft.com/office/drawing/2016/5/13/chartex" xmlns:cx8="http://schemas.microsoft.com/office/drawing/2016/5/14/chartex" xmlns:mc="http://schemas.openxmlformats.org/markup-compatibility/2006" xmlns:aink="http://schemas.microsoft.com/office/drawing/2016/ink" xmlns:am3d="http://schemas.microsoft.com/office/drawing/2017/model3d" xmlns:o="urn:schemas-microsoft-com:office:office" xmlns:oel="http://schemas.microsoft.com/office/2019/extlst" xmlns:r="http://schemas.openxmlformats.org/officeDocument/2006/relationships" xmlns:m="http://schemas.openxmlformats.org/officeDocument/2006/math" xmlns:v="urn:schemas-microsoft-com:vml" xmlns:wp14="http://schemas.microsoft.com/office/word/2010/wordprocessingDrawing" xmlns:wp="http://schemas.openxmlformats.org/drawingml/2006/wordprocessingDrawing" xmlns:w10="urn:schemas-microsoft-com:office:word" xmlns:w="http://schemas.openxmlformats.org/wordprocessingml/2006/main" xmlns:w14="http://schemas.microsoft.com/office/word/2010/wordml" xmlns:w15="http://schemas.microsoft.com/office/word/2012/wordml" xmlns:w16cex="http://schemas.microsoft.com/office/word/2018/wordml/cex" xmlns:w16cid="http://schemas.microsoft.com/office/word/2016/wordml/cid" xmlns:w16="http://schemas.microsoft.com/office/word/2018/wordml" xmlns:w16sdtdh="http://schemas.microsoft.com/office/word/2020/wordml/sdtdatahash" xmlns:w16se="http://schemas.microsoft.com/office/word/2015/wordml/symex" xmlns:wpg="http://schemas.microsoft.com/office/word/2010/wordprocessingGroup" xmlns:wpi="http://schemas.microsoft.com/office/word/2010/wordprocessingInk" xmlns:wne="http://schemas.microsoft.com/office/word/2006/wordml" xmlns:wps="http://schemas.microsoft.com/office/word/2010/wordprocessingShape" mc:Ignorable="w14 w15 w16se w16cid w16 w16cex w16sdtdh wp14">
   <w:footnote w:type="separator" w:id="-1">
     <w:p>
       <w:r>
@@ -10985,7 +10978,7 @@
 </file>
 
 <file path=word/header1.xml><?xml version="1.0" encoding="utf-8"?>
-<w:hdr xmlns:wpc="http://schemas.microsoft.com/office/word/2010/wordprocessingCanvas" xmlns:cx="http://schemas.microsoft.com/office/drawing/2014/chartex" xmlns:cx1="http://schemas.microsoft.com/office/drawing/2015/9/8/chartex" xmlns:cx2="http://schemas.microsoft.com/office/drawing/2015/10/21/chartex" xmlns:cx3="http://schemas.microsoft.com/office/drawing/2016/5/9/chartex" xmlns:cx4="http://schemas.microsoft.com/office/drawing/2016/5/10/chartex" xmlns:cx5="http://schemas.microsoft.com/office/drawing/2016/5/11/chartex" xmlns:cx6="http://schemas.microsoft.com/office/drawing/2016/5/12/chartex" xmlns:cx7="http://schemas.microsoft.com/office/drawing/2016/5/13/chartex" xmlns:cx8="http://schemas.microsoft.com/office/drawing/2016/5/14/chartex" xmlns:mc="http://schemas.openxmlformats.org/markup-compatibility/2006" xmlns:aink="http://schemas.microsoft.com/office/drawing/2016/ink" xmlns:am3d="http://schemas.microsoft.com/office/drawing/2017/model3d" xmlns:o="urn:schemas-microsoft-com:office:office" xmlns:r="http://schemas.openxmlformats.org/officeDocument/2006/relationships" xmlns:m="http://schemas.openxmlformats.org/officeDocument/2006/math" xmlns:v="urn:schemas-microsoft-com:vml" xmlns:wp14="http://schemas.microsoft.com/office/word/2010/wordprocessingDrawing" xmlns:wp="http://schemas.openxmlformats.org/drawingml/2006/wordprocessingDrawing" xmlns:w10="urn:schemas-microsoft-com:office:word" xmlns:w="http://schemas.openxmlformats.org/wordprocessingml/2006/main" xmlns:w14="http://schemas.microsoft.com/office/word/2010/wordml" xmlns:w15="http://schemas.microsoft.com/office/word/2012/wordml" xmlns:w16cex="http://schemas.microsoft.com/office/word/2018/wordml/cex" xmlns:w16cid="http://schemas.microsoft.com/office/word/2016/wordml/cid" xmlns:w16="http://schemas.microsoft.com/office/word/2018/wordml" xmlns:w16sdtdh="http://schemas.microsoft.com/office/word/2020/wordml/sdtdatahash" xmlns:w16se="http://schemas.microsoft.com/office/word/2015/wordml/symex" xmlns:wpg="http://schemas.microsoft.com/office/word/2010/wordprocessingGroup" xmlns:wpi="http://schemas.microsoft.com/office/word/2010/wordprocessingInk" xmlns:wne="http://schemas.microsoft.com/office/word/2006/wordml" xmlns:wps="http://schemas.microsoft.com/office/word/2010/wordprocessingShape" mc:Ignorable="w14 w15 w16se w16cid w16 w16cex w16sdtdh wp14">
+<w:hdr xmlns:wpc="http://schemas.microsoft.com/office/word/2010/wordprocessingCanvas" xmlns:cx="http://schemas.microsoft.com/office/drawing/2014/chartex" xmlns:cx1="http://schemas.microsoft.com/office/drawing/2015/9/8/chartex" xmlns:cx2="http://schemas.microsoft.com/office/drawing/2015/10/21/chartex" xmlns:cx3="http://schemas.microsoft.com/office/drawing/2016/5/9/chartex" xmlns:cx4="http://schemas.microsoft.com/office/drawing/2016/5/10/chartex" xmlns:cx5="http://schemas.microsoft.com/office/drawing/2016/5/11/chartex" xmlns:cx6="http://schemas.microsoft.com/office/drawing/2016/5/12/chartex" xmlns:cx7="http://schemas.microsoft.com/office/drawing/2016/5/13/chartex" xmlns:cx8="http://schemas.microsoft.com/office/drawing/2016/5/14/chartex" xmlns:mc="http://schemas.openxmlformats.org/markup-compatibility/2006" xmlns:aink="http://schemas.microsoft.com/office/drawing/2016/ink" xmlns:am3d="http://schemas.microsoft.com/office/drawing/2017/model3d" xmlns:o="urn:schemas-microsoft-com:office:office" xmlns:oel="http://schemas.microsoft.com/office/2019/extlst" xmlns:r="http://schemas.openxmlformats.org/officeDocument/2006/relationships" xmlns:m="http://schemas.openxmlformats.org/officeDocument/2006/math" xmlns:v="urn:schemas-microsoft-com:vml" xmlns:wp14="http://schemas.microsoft.com/office/word/2010/wordprocessingDrawing" xmlns:wp="http://schemas.openxmlformats.org/drawingml/2006/wordprocessingDrawing" xmlns:w10="urn:schemas-microsoft-com:office:word" xmlns:w="http://schemas.openxmlformats.org/wordprocessingml/2006/main" xmlns:w14="http://schemas.microsoft.com/office/word/2010/wordml" xmlns:w15="http://schemas.microsoft.com/office/word/2012/wordml" xmlns:w16cex="http://schemas.microsoft.com/office/word/2018/wordml/cex" xmlns:w16cid="http://schemas.microsoft.com/office/word/2016/wordml/cid" xmlns:w16="http://schemas.microsoft.com/office/word/2018/wordml" xmlns:w16sdtdh="http://schemas.microsoft.com/office/word/2020/wordml/sdtdatahash" xmlns:w16se="http://schemas.microsoft.com/office/word/2015/wordml/symex" xmlns:wpg="http://schemas.microsoft.com/office/word/2010/wordprocessingGroup" xmlns:wpi="http://schemas.microsoft.com/office/word/2010/wordprocessingInk" xmlns:wne="http://schemas.microsoft.com/office/word/2006/wordml" xmlns:wps="http://schemas.microsoft.com/office/word/2010/wordprocessingShape" mc:Ignorable="w14 w15 w16se w16cid w16 w16cex w16sdtdh wp14">
   <w:p>
     <w:pPr>
       <w:pStyle w:val="a7"/>
@@ -11001,7 +10994,7 @@
 </file>
 
 <file path=word/header2.xml><?xml version="1.0" encoding="utf-8"?>
-<w:hdr xmlns:wpc="http://schemas.microsoft.com/office/word/2010/wordprocessingCanvas" xmlns:cx="http://schemas.microsoft.com/office/drawing/2014/chartex" xmlns:cx1="http://schemas.microsoft.com/office/drawing/2015/9/8/chartex" xmlns:cx2="http://schemas.microsoft.com/office/drawing/2015/10/21/chartex" xmlns:cx3="http://schemas.microsoft.com/office/drawing/2016/5/9/chartex" xmlns:cx4="http://schemas.microsoft.com/office/drawing/2016/5/10/chartex" xmlns:cx5="http://schemas.microsoft.com/office/drawing/2016/5/11/chartex" xmlns:cx6="http://schemas.microsoft.com/office/drawing/2016/5/12/chartex" xmlns:cx7="http://schemas.microsoft.com/office/drawing/2016/5/13/chartex" xmlns:cx8="http://schemas.microsoft.com/office/drawing/2016/5/14/chartex" xmlns:mc="http://schemas.openxmlformats.org/markup-compatibility/2006" xmlns:aink="http://schemas.microsoft.com/office/drawing/2016/ink" xmlns:am3d="http://schemas.microsoft.com/office/drawing/2017/model3d" xmlns:o="urn:schemas-microsoft-com:office:office" xmlns:r="http://schemas.openxmlformats.org/officeDocument/2006/relationships" xmlns:m="http://schemas.openxmlformats.org/officeDocument/2006/math" xmlns:v="urn:schemas-microsoft-com:vml" xmlns:wp14="http://schemas.microsoft.com/office/word/2010/wordprocessingDrawing" xmlns:wp="http://schemas.openxmlformats.org/drawingml/2006/wordprocessingDrawing" xmlns:w10="urn:schemas-microsoft-com:office:word" xmlns:w="http://schemas.openxmlformats.org/wordprocessingml/2006/main" xmlns:w14="http://schemas.microsoft.com/office/word/2010/wordml" xmlns:w15="http://schemas.microsoft.com/office/word/2012/wordml" xmlns:w16cex="http://schemas.microsoft.com/office/word/2018/wordml/cex" xmlns:w16cid="http://schemas.microsoft.com/office/word/2016/wordml/cid" xmlns:w16="http://schemas.microsoft.com/office/word/2018/wordml" xmlns:w16sdtdh="http://schemas.microsoft.com/office/word/2020/wordml/sdtdatahash" xmlns:w16se="http://schemas.microsoft.com/office/word/2015/wordml/symex" xmlns:wpg="http://schemas.microsoft.com/office/word/2010/wordprocessingGroup" xmlns:wpi="http://schemas.microsoft.com/office/word/2010/wordprocessingInk" xmlns:wne="http://schemas.microsoft.com/office/word/2006/wordml" xmlns:wps="http://schemas.microsoft.com/office/word/2010/wordprocessingShape" mc:Ignorable="w14 w15 w16se w16cid w16 w16cex w16sdtdh wp14">
+<w:hdr xmlns:wpc="http://schemas.microsoft.com/office/word/2010/wordprocessingCanvas" xmlns:cx="http://schemas.microsoft.com/office/drawing/2014/chartex" xmlns:cx1="http://schemas.microsoft.com/office/drawing/2015/9/8/chartex" xmlns:cx2="http://schemas.microsoft.com/office/drawing/2015/10/21/chartex" xmlns:cx3="http://schemas.microsoft.com/office/drawing/2016/5/9/chartex" xmlns:cx4="http://schemas.microsoft.com/office/drawing/2016/5/10/chartex" xmlns:cx5="http://schemas.microsoft.com/office/drawing/2016/5/11/chartex" xmlns:cx6="http://schemas.microsoft.com/office/drawing/2016/5/12/chartex" xmlns:cx7="http://schemas.microsoft.com/office/drawing/2016/5/13/chartex" xmlns:cx8="http://schemas.microsoft.com/office/drawing/2016/5/14/chartex" xmlns:mc="http://schemas.openxmlformats.org/markup-compatibility/2006" xmlns:aink="http://schemas.microsoft.com/office/drawing/2016/ink" xmlns:am3d="http://schemas.microsoft.com/office/drawing/2017/model3d" xmlns:o="urn:schemas-microsoft-com:office:office" xmlns:oel="http://schemas.microsoft.com/office/2019/extlst" xmlns:r="http://schemas.openxmlformats.org/officeDocument/2006/relationships" xmlns:m="http://schemas.openxmlformats.org/officeDocument/2006/math" xmlns:v="urn:schemas-microsoft-com:vml" xmlns:wp14="http://schemas.microsoft.com/office/word/2010/wordprocessingDrawing" xmlns:wp="http://schemas.openxmlformats.org/drawingml/2006/wordprocessingDrawing" xmlns:w10="urn:schemas-microsoft-com:office:word" xmlns:w="http://schemas.openxmlformats.org/wordprocessingml/2006/main" xmlns:w14="http://schemas.microsoft.com/office/word/2010/wordml" xmlns:w15="http://schemas.microsoft.com/office/word/2012/wordml" xmlns:w16cex="http://schemas.microsoft.com/office/word/2018/wordml/cex" xmlns:w16cid="http://schemas.microsoft.com/office/word/2016/wordml/cid" xmlns:w16="http://schemas.microsoft.com/office/word/2018/wordml" xmlns:w16sdtdh="http://schemas.microsoft.com/office/word/2020/wordml/sdtdatahash" xmlns:w16se="http://schemas.microsoft.com/office/word/2015/wordml/symex" xmlns:wpg="http://schemas.microsoft.com/office/word/2010/wordprocessingGroup" xmlns:wpi="http://schemas.microsoft.com/office/word/2010/wordprocessingInk" xmlns:wne="http://schemas.microsoft.com/office/word/2006/wordml" xmlns:wps="http://schemas.microsoft.com/office/word/2010/wordprocessingShape" mc:Ignorable="w14 w15 w16se w16cid w16 w16cex w16sdtdh wp14">
   <w:p>
     <w:pPr>
       <w:pStyle w:val="a7"/>
@@ -11023,24 +11016,9 @@
     </w:r>
     <w:r>
       <w:rPr>
-        <w:rFonts w:hint="eastAsia"/>
         <w:noProof/>
       </w:rPr>
-      <w:t>目</w:t>
-    </w:r>
-    <w:r>
-      <w:rPr>
-        <w:rFonts w:hint="eastAsia"/>
-        <w:noProof/>
-      </w:rPr>
-      <w:t xml:space="preserve">  </w:t>
-    </w:r>
-    <w:r>
-      <w:rPr>
-        <w:rFonts w:hint="eastAsia"/>
-        <w:noProof/>
-      </w:rPr>
-      <w:t>录</w:t>
+      <w:t>Abstract</w:t>
     </w:r>
     <w:r>
       <w:fldChar w:fldCharType="end"/>
@@ -11050,7 +11028,7 @@
 </file>
 
 <file path=word/header3.xml><?xml version="1.0" encoding="utf-8"?>
-<w:hdr xmlns:wpc="http://schemas.microsoft.com/office/word/2010/wordprocessingCanvas" xmlns:cx="http://schemas.microsoft.com/office/drawing/2014/chartex" xmlns:cx1="http://schemas.microsoft.com/office/drawing/2015/9/8/chartex" xmlns:cx2="http://schemas.microsoft.com/office/drawing/2015/10/21/chartex" xmlns:cx3="http://schemas.microsoft.com/office/drawing/2016/5/9/chartex" xmlns:cx4="http://schemas.microsoft.com/office/drawing/2016/5/10/chartex" xmlns:cx5="http://schemas.microsoft.com/office/drawing/2016/5/11/chartex" xmlns:cx6="http://schemas.microsoft.com/office/drawing/2016/5/12/chartex" xmlns:cx7="http://schemas.microsoft.com/office/drawing/2016/5/13/chartex" xmlns:cx8="http://schemas.microsoft.com/office/drawing/2016/5/14/chartex" xmlns:mc="http://schemas.openxmlformats.org/markup-compatibility/2006" xmlns:aink="http://schemas.microsoft.com/office/drawing/2016/ink" xmlns:am3d="http://schemas.microsoft.com/office/drawing/2017/model3d" xmlns:o="urn:schemas-microsoft-com:office:office" xmlns:r="http://schemas.openxmlformats.org/officeDocument/2006/relationships" xmlns:m="http://schemas.openxmlformats.org/officeDocument/2006/math" xmlns:v="urn:schemas-microsoft-com:vml" xmlns:wp14="http://schemas.microsoft.com/office/word/2010/wordprocessingDrawing" xmlns:wp="http://schemas.openxmlformats.org/drawingml/2006/wordprocessingDrawing" xmlns:w10="urn:schemas-microsoft-com:office:word" xmlns:w="http://schemas.openxmlformats.org/wordprocessingml/2006/main" xmlns:w14="http://schemas.microsoft.com/office/word/2010/wordml" xmlns:w15="http://schemas.microsoft.com/office/word/2012/wordml" xmlns:w16cex="http://schemas.microsoft.com/office/word/2018/wordml/cex" xmlns:w16cid="http://schemas.microsoft.com/office/word/2016/wordml/cid" xmlns:w16="http://schemas.microsoft.com/office/word/2018/wordml" xmlns:w16sdtdh="http://schemas.microsoft.com/office/word/2020/wordml/sdtdatahash" xmlns:w16se="http://schemas.microsoft.com/office/word/2015/wordml/symex" xmlns:wpg="http://schemas.microsoft.com/office/word/2010/wordprocessingGroup" xmlns:wpi="http://schemas.microsoft.com/office/word/2010/wordprocessingInk" xmlns:wne="http://schemas.microsoft.com/office/word/2006/wordml" xmlns:wps="http://schemas.microsoft.com/office/word/2010/wordprocessingShape" mc:Ignorable="w14 w15 w16se w16cid w16 w16cex w16sdtdh wp14">
+<w:hdr xmlns:wpc="http://schemas.microsoft.com/office/word/2010/wordprocessingCanvas" xmlns:cx="http://schemas.microsoft.com/office/drawing/2014/chartex" xmlns:cx1="http://schemas.microsoft.com/office/drawing/2015/9/8/chartex" xmlns:cx2="http://schemas.microsoft.com/office/drawing/2015/10/21/chartex" xmlns:cx3="http://schemas.microsoft.com/office/drawing/2016/5/9/chartex" xmlns:cx4="http://schemas.microsoft.com/office/drawing/2016/5/10/chartex" xmlns:cx5="http://schemas.microsoft.com/office/drawing/2016/5/11/chartex" xmlns:cx6="http://schemas.microsoft.com/office/drawing/2016/5/12/chartex" xmlns:cx7="http://schemas.microsoft.com/office/drawing/2016/5/13/chartex" xmlns:cx8="http://schemas.microsoft.com/office/drawing/2016/5/14/chartex" xmlns:mc="http://schemas.openxmlformats.org/markup-compatibility/2006" xmlns:aink="http://schemas.microsoft.com/office/drawing/2016/ink" xmlns:am3d="http://schemas.microsoft.com/office/drawing/2017/model3d" xmlns:o="urn:schemas-microsoft-com:office:office" xmlns:oel="http://schemas.microsoft.com/office/2019/extlst" xmlns:r="http://schemas.openxmlformats.org/officeDocument/2006/relationships" xmlns:m="http://schemas.openxmlformats.org/officeDocument/2006/math" xmlns:v="urn:schemas-microsoft-com:vml" xmlns:wp14="http://schemas.microsoft.com/office/word/2010/wordprocessingDrawing" xmlns:wp="http://schemas.openxmlformats.org/drawingml/2006/wordprocessingDrawing" xmlns:w10="urn:schemas-microsoft-com:office:word" xmlns:w="http://schemas.openxmlformats.org/wordprocessingml/2006/main" xmlns:w14="http://schemas.microsoft.com/office/word/2010/wordml" xmlns:w15="http://schemas.microsoft.com/office/word/2012/wordml" xmlns:w16cex="http://schemas.microsoft.com/office/word/2018/wordml/cex" xmlns:w16cid="http://schemas.microsoft.com/office/word/2016/wordml/cid" xmlns:w16="http://schemas.microsoft.com/office/word/2018/wordml" xmlns:w16sdtdh="http://schemas.microsoft.com/office/word/2020/wordml/sdtdatahash" xmlns:w16se="http://schemas.microsoft.com/office/word/2015/wordml/symex" xmlns:wpg="http://schemas.microsoft.com/office/word/2010/wordprocessingGroup" xmlns:wpi="http://schemas.microsoft.com/office/word/2010/wordprocessingInk" xmlns:wne="http://schemas.microsoft.com/office/word/2006/wordml" xmlns:wps="http://schemas.microsoft.com/office/word/2010/wordprocessingShape" mc:Ignorable="w14 w15 w16se w16cid w16 w16cex w16sdtdh wp14">
   <w:p>
     <w:pPr>
       <w:pStyle w:val="a7"/>
@@ -11083,10 +11061,7 @@
       <w:instrText>\</w:instrText>
     </w:r>
     <w:r>
-      <w:instrText>n</w:instrText>
-    </w:r>
-    <w:r>
-      <w:instrText xml:space="preserve"> \* MERGEFORMAT </w:instrText>
+      <w:instrText xml:space="preserve">n \* MERGEFORMAT </w:instrText>
     </w:r>
     <w:r>
       <w:fldChar w:fldCharType="separate"/>
@@ -11143,7 +11118,7 @@
 </file>
 
 <file path=word/header4.xml><?xml version="1.0" encoding="utf-8"?>
-<w:hdr xmlns:wpc="http://schemas.microsoft.com/office/word/2010/wordprocessingCanvas" xmlns:cx="http://schemas.microsoft.com/office/drawing/2014/chartex" xmlns:cx1="http://schemas.microsoft.com/office/drawing/2015/9/8/chartex" xmlns:cx2="http://schemas.microsoft.com/office/drawing/2015/10/21/chartex" xmlns:cx3="http://schemas.microsoft.com/office/drawing/2016/5/9/chartex" xmlns:cx4="http://schemas.microsoft.com/office/drawing/2016/5/10/chartex" xmlns:cx5="http://schemas.microsoft.com/office/drawing/2016/5/11/chartex" xmlns:cx6="http://schemas.microsoft.com/office/drawing/2016/5/12/chartex" xmlns:cx7="http://schemas.microsoft.com/office/drawing/2016/5/13/chartex" xmlns:cx8="http://schemas.microsoft.com/office/drawing/2016/5/14/chartex" xmlns:mc="http://schemas.openxmlformats.org/markup-compatibility/2006" xmlns:aink="http://schemas.microsoft.com/office/drawing/2016/ink" xmlns:am3d="http://schemas.microsoft.com/office/drawing/2017/model3d" xmlns:o="urn:schemas-microsoft-com:office:office" xmlns:r="http://schemas.openxmlformats.org/officeDocument/2006/relationships" xmlns:m="http://schemas.openxmlformats.org/officeDocument/2006/math" xmlns:v="urn:schemas-microsoft-com:vml" xmlns:wp14="http://schemas.microsoft.com/office/word/2010/wordprocessingDrawing" xmlns:wp="http://schemas.openxmlformats.org/drawingml/2006/wordprocessingDrawing" xmlns:w10="urn:schemas-microsoft-com:office:word" xmlns:w="http://schemas.openxmlformats.org/wordprocessingml/2006/main" xmlns:w14="http://schemas.microsoft.com/office/word/2010/wordml" xmlns:w15="http://schemas.microsoft.com/office/word/2012/wordml" xmlns:w16cex="http://schemas.microsoft.com/office/word/2018/wordml/cex" xmlns:w16cid="http://schemas.microsoft.com/office/word/2016/wordml/cid" xmlns:w16="http://schemas.microsoft.com/office/word/2018/wordml" xmlns:w16sdtdh="http://schemas.microsoft.com/office/word/2020/wordml/sdtdatahash" xmlns:w16se="http://schemas.microsoft.com/office/word/2015/wordml/symex" xmlns:wpg="http://schemas.microsoft.com/office/word/2010/wordprocessingGroup" xmlns:wpi="http://schemas.microsoft.com/office/word/2010/wordprocessingInk" xmlns:wne="http://schemas.microsoft.com/office/word/2006/wordml" xmlns:wps="http://schemas.microsoft.com/office/word/2010/wordprocessingShape" mc:Ignorable="w14 w15 w16se w16cid w16 w16cex w16sdtdh wp14">
+<w:hdr xmlns:wpc="http://schemas.microsoft.com/office/word/2010/wordprocessingCanvas" xmlns:cx="http://schemas.microsoft.com/office/drawing/2014/chartex" xmlns:cx1="http://schemas.microsoft.com/office/drawing/2015/9/8/chartex" xmlns:cx2="http://schemas.microsoft.com/office/drawing/2015/10/21/chartex" xmlns:cx3="http://schemas.microsoft.com/office/drawing/2016/5/9/chartex" xmlns:cx4="http://schemas.microsoft.com/office/drawing/2016/5/10/chartex" xmlns:cx5="http://schemas.microsoft.com/office/drawing/2016/5/11/chartex" xmlns:cx6="http://schemas.microsoft.com/office/drawing/2016/5/12/chartex" xmlns:cx7="http://schemas.microsoft.com/office/drawing/2016/5/13/chartex" xmlns:cx8="http://schemas.microsoft.com/office/drawing/2016/5/14/chartex" xmlns:mc="http://schemas.openxmlformats.org/markup-compatibility/2006" xmlns:aink="http://schemas.microsoft.com/office/drawing/2016/ink" xmlns:am3d="http://schemas.microsoft.com/office/drawing/2017/model3d" xmlns:o="urn:schemas-microsoft-com:office:office" xmlns:oel="http://schemas.microsoft.com/office/2019/extlst" xmlns:r="http://schemas.openxmlformats.org/officeDocument/2006/relationships" xmlns:m="http://schemas.openxmlformats.org/officeDocument/2006/math" xmlns:v="urn:schemas-microsoft-com:vml" xmlns:wp14="http://schemas.microsoft.com/office/word/2010/wordprocessingDrawing" xmlns:wp="http://schemas.openxmlformats.org/drawingml/2006/wordprocessingDrawing" xmlns:w10="urn:schemas-microsoft-com:office:word" xmlns:w="http://schemas.openxmlformats.org/wordprocessingml/2006/main" xmlns:w14="http://schemas.microsoft.com/office/word/2010/wordml" xmlns:w15="http://schemas.microsoft.com/office/word/2012/wordml" xmlns:w16cex="http://schemas.microsoft.com/office/word/2018/wordml/cex" xmlns:w16cid="http://schemas.microsoft.com/office/word/2016/wordml/cid" xmlns:w16="http://schemas.microsoft.com/office/word/2018/wordml" xmlns:w16sdtdh="http://schemas.microsoft.com/office/word/2020/wordml/sdtdatahash" xmlns:w16se="http://schemas.microsoft.com/office/word/2015/wordml/symex" xmlns:wpg="http://schemas.microsoft.com/office/word/2010/wordprocessingGroup" xmlns:wpi="http://schemas.microsoft.com/office/word/2010/wordprocessingInk" xmlns:wne="http://schemas.microsoft.com/office/word/2006/wordml" xmlns:wps="http://schemas.microsoft.com/office/word/2010/wordprocessingShape" mc:Ignorable="w14 w15 w16se w16cid w16 w16cex w16sdtdh wp14">
   <w:p>
     <w:pPr>
       <w:pStyle w:val="a7"/>
@@ -11181,7 +11156,7 @@
 </file>
 
 <file path=word/numbering.xml><?xml version="1.0" encoding="utf-8"?>
-<w:numbering xmlns:wpc="http://schemas.microsoft.com/office/word/2010/wordprocessingCanvas" xmlns:cx="http://schemas.microsoft.com/office/drawing/2014/chartex" xmlns:cx1="http://schemas.microsoft.com/office/drawing/2015/9/8/chartex" xmlns:cx2="http://schemas.microsoft.com/office/drawing/2015/10/21/chartex" xmlns:cx3="http://schemas.microsoft.com/office/drawing/2016/5/9/chartex" xmlns:cx4="http://schemas.microsoft.com/office/drawing/2016/5/10/chartex" xmlns:cx5="http://schemas.microsoft.com/office/drawing/2016/5/11/chartex" xmlns:cx6="http://schemas.microsoft.com/office/drawing/2016/5/12/chartex" xmlns:cx7="http://schemas.microsoft.com/office/drawing/2016/5/13/chartex" xmlns:cx8="http://schemas.microsoft.com/office/drawing/2016/5/14/chartex" xmlns:mc="http://schemas.openxmlformats.org/markup-compatibility/2006" xmlns:aink="http://schemas.microsoft.com/office/drawing/2016/ink" xmlns:am3d="http://schemas.microsoft.com/office/drawing/2017/model3d" xmlns:o="urn:schemas-microsoft-com:office:office" xmlns:r="http://schemas.openxmlformats.org/officeDocument/2006/relationships" xmlns:m="http://schemas.openxmlformats.org/officeDocument/2006/math" xmlns:v="urn:schemas-microsoft-com:vml" xmlns:wp14="http://schemas.microsoft.com/office/word/2010/wordprocessingDrawing" xmlns:wp="http://schemas.openxmlformats.org/drawingml/2006/wordprocessingDrawing" xmlns:w10="urn:schemas-microsoft-com:office:word" xmlns:w="http://schemas.openxmlformats.org/wordprocessingml/2006/main" xmlns:w14="http://schemas.microsoft.com/office/word/2010/wordml" xmlns:w15="http://schemas.microsoft.com/office/word/2012/wordml" xmlns:w16cex="http://schemas.microsoft.com/office/word/2018/wordml/cex" xmlns:w16cid="http://schemas.microsoft.com/office/word/2016/wordml/cid" xmlns:w16="http://schemas.microsoft.com/office/word/2018/wordml" xmlns:w16sdtdh="http://schemas.microsoft.com/office/word/2020/wordml/sdtdatahash" xmlns:w16se="http://schemas.microsoft.com/office/word/2015/wordml/symex" xmlns:wpg="http://schemas.microsoft.com/office/word/2010/wordprocessingGroup" xmlns:wpi="http://schemas.microsoft.com/office/word/2010/wordprocessingInk" xmlns:wne="http://schemas.microsoft.com/office/word/2006/wordml" xmlns:wps="http://schemas.microsoft.com/office/word/2010/wordprocessingShape" mc:Ignorable="w14 w15 w16se w16cid w16 w16cex w16sdtdh wp14">
+<w:numbering xmlns:wpc="http://schemas.microsoft.com/office/word/2010/wordprocessingCanvas" xmlns:cx="http://schemas.microsoft.com/office/drawing/2014/chartex" xmlns:cx1="http://schemas.microsoft.com/office/drawing/2015/9/8/chartex" xmlns:cx2="http://schemas.microsoft.com/office/drawing/2015/10/21/chartex" xmlns:cx3="http://schemas.microsoft.com/office/drawing/2016/5/9/chartex" xmlns:cx4="http://schemas.microsoft.com/office/drawing/2016/5/10/chartex" xmlns:cx5="http://schemas.microsoft.com/office/drawing/2016/5/11/chartex" xmlns:cx6="http://schemas.microsoft.com/office/drawing/2016/5/12/chartex" xmlns:cx7="http://schemas.microsoft.com/office/drawing/2016/5/13/chartex" xmlns:cx8="http://schemas.microsoft.com/office/drawing/2016/5/14/chartex" xmlns:mc="http://schemas.openxmlformats.org/markup-compatibility/2006" xmlns:aink="http://schemas.microsoft.com/office/drawing/2016/ink" xmlns:am3d="http://schemas.microsoft.com/office/drawing/2017/model3d" xmlns:o="urn:schemas-microsoft-com:office:office" xmlns:oel="http://schemas.microsoft.com/office/2019/extlst" xmlns:r="http://schemas.openxmlformats.org/officeDocument/2006/relationships" xmlns:m="http://schemas.openxmlformats.org/officeDocument/2006/math" xmlns:v="urn:schemas-microsoft-com:vml" xmlns:wp14="http://schemas.microsoft.com/office/word/2010/wordprocessingDrawing" xmlns:wp="http://schemas.openxmlformats.org/drawingml/2006/wordprocessingDrawing" xmlns:w10="urn:schemas-microsoft-com:office:word" xmlns:w="http://schemas.openxmlformats.org/wordprocessingml/2006/main" xmlns:w14="http://schemas.microsoft.com/office/word/2010/wordml" xmlns:w15="http://schemas.microsoft.com/office/word/2012/wordml" xmlns:w16cex="http://schemas.microsoft.com/office/word/2018/wordml/cex" xmlns:w16cid="http://schemas.microsoft.com/office/word/2016/wordml/cid" xmlns:w16="http://schemas.microsoft.com/office/word/2018/wordml" xmlns:w16sdtdh="http://schemas.microsoft.com/office/word/2020/wordml/sdtdatahash" xmlns:w16se="http://schemas.microsoft.com/office/word/2015/wordml/symex" xmlns:wpg="http://schemas.microsoft.com/office/word/2010/wordprocessingGroup" xmlns:wpi="http://schemas.microsoft.com/office/word/2010/wordprocessingInk" xmlns:wne="http://schemas.microsoft.com/office/word/2006/wordml" xmlns:wps="http://schemas.microsoft.com/office/word/2010/wordprocessingShape" mc:Ignorable="w14 w15 w16se w16cid w16 w16cex w16sdtdh wp14">
   <w:abstractNum w:abstractNumId="0" w15:restartNumberingAfterBreak="0">
     <w:nsid w:val="0C2E75AF"/>
     <w:multiLevelType w:val="hybridMultilevel"/>
@@ -11945,10 +11920,10 @@
       </w:pPr>
     </w:lvl>
   </w:abstractNum>
-  <w:num w:numId="1">
+  <w:num w:numId="1" w16cid:durableId="1280336936">
     <w:abstractNumId w:val="2"/>
   </w:num>
-  <w:num w:numId="2">
+  <w:num w:numId="2" w16cid:durableId="227809522">
     <w:abstractNumId w:val="2"/>
     <w:lvlOverride w:ilvl="0">
       <w:startOverride w:val="1"/>
@@ -11978,25 +11953,25 @@
       <w:startOverride w:val="1"/>
     </w:lvlOverride>
   </w:num>
-  <w:num w:numId="3">
+  <w:num w:numId="3" w16cid:durableId="1975518589">
     <w:abstractNumId w:val="6"/>
   </w:num>
-  <w:num w:numId="4">
+  <w:num w:numId="4" w16cid:durableId="1695226493">
     <w:abstractNumId w:val="0"/>
   </w:num>
-  <w:num w:numId="5">
+  <w:num w:numId="5" w16cid:durableId="2117676968">
     <w:abstractNumId w:val="4"/>
   </w:num>
-  <w:num w:numId="6">
+  <w:num w:numId="6" w16cid:durableId="950742068">
     <w:abstractNumId w:val="5"/>
   </w:num>
-  <w:num w:numId="7">
+  <w:num w:numId="7" w16cid:durableId="107891067">
     <w:abstractNumId w:val="1"/>
   </w:num>
-  <w:num w:numId="8">
+  <w:num w:numId="8" w16cid:durableId="48459686">
     <w:abstractNumId w:val="3"/>
   </w:num>
-  <w:num w:numId="9">
+  <w:num w:numId="9" w16cid:durableId="727924525">
     <w:abstractNumId w:val="7"/>
   </w:num>
 </w:numbering>
